--- a/CONVOCATORIA DEVNET.docx
+++ b/CONVOCATORIA DEVNET.docx
@@ -87,7 +87,6 @@
           <w:lang w:eastAsia="es-ES"/>
         </w:rPr>
       </w:pPr>
-      <w:proofErr w:type="spellStart"/>
       <w:r>
         <w:rPr>
           <w:rFonts w:asciiTheme="majorHAnsi" w:eastAsia="Times New Roman" w:hAnsiTheme="majorHAnsi" w:cstheme="majorHAnsi"/>
@@ -98,7 +97,6 @@
         </w:rPr>
         <w:t>DevNet</w:t>
       </w:r>
-      <w:proofErr w:type="spellEnd"/>
       <w:r>
         <w:rPr>
           <w:rFonts w:asciiTheme="majorHAnsi" w:eastAsia="Times New Roman" w:hAnsiTheme="majorHAnsi" w:cstheme="majorHAnsi"/>
@@ -555,6 +553,90 @@
           </w:p>
         </w:tc>
       </w:tr>
+      <w:tr>
+        <w:trPr>
+          <w:trHeight w:val="300"/>
+        </w:trPr>
+        <w:tc>
+          <w:tcPr>
+            <w:tcW w:w="0" w:type="auto"/>
+            <w:vAlign w:val="center"/>
+          </w:tcPr>
+          <w:p>
+            <w:pPr>
+              <w:spacing w:after="0"/>
+              <w:jc w:val="center"/>
+              <w:rPr>
+                <w:rFonts w:asciiTheme="majorHAnsi" w:hAnsiTheme="majorHAnsi" w:cstheme="majorHAnsi"/>
+                <w:color w:val="000000" w:themeColor="text1"/>
+              </w:rPr>
+            </w:pPr>
+            <w:r>
+              <w:rPr>
+                <w:rFonts w:asciiTheme="majorHAnsi" w:hAnsiTheme="majorHAnsi" w:cstheme="majorHAnsi"/>
+                <w:b/>
+                <w:bCs/>
+                <w:color w:val="000000" w:themeColor="text1"/>
+              </w:rPr>
+              <w:t>INSTITUCIONAL DE PEDAGOGÍA</w:t>
+            </w:r>
+          </w:p>
+        </w:tc>
+        <w:tc>
+          <w:tcPr>
+            <w:tcW w:w="0" w:type="auto"/>
+            <w:vAlign w:val="center"/>
+          </w:tcPr>
+          <w:p>
+            <w:pPr>
+              <w:spacing w:after="0" w:line="240" w:lineRule="auto"/>
+              <w:jc w:val="center"/>
+              <w:rPr>
+                <w:rFonts w:asciiTheme="majorHAnsi" w:hAnsiTheme="majorHAnsi" w:cstheme="majorHAnsi"/>
+                <w:color w:val="000000" w:themeColor="text1"/>
+                <w:lang w:bidi="es-ES"/>
+              </w:rPr>
+            </w:pPr>
+            <w:r>
+              <w:rPr>
+                <w:rFonts w:asciiTheme="majorHAnsi" w:hAnsiTheme="majorHAnsi" w:cstheme="majorHAnsi"/>
+                <w:b/>
+                <w:bCs/>
+                <w:color w:val="000000" w:themeColor="text1"/>
+                <w:lang w:bidi="es-ES"/>
+              </w:rPr>
+              <w:t>TODAS</w:t>
+            </w:r>
+          </w:p>
+        </w:tc>
+        <w:tc>
+          <w:tcPr>
+            <w:tcW w:w="4627" w:type="dxa"/>
+            <w:vAlign w:val="center"/>
+          </w:tcPr>
+          <w:p>
+            <w:pPr>
+              <w:spacing w:after="0" w:line="240" w:lineRule="auto"/>
+              <w:jc w:val="both"/>
+              <w:rPr>
+                <w:rFonts w:asciiTheme="majorHAnsi" w:hAnsiTheme="majorHAnsi" w:cstheme="majorHAnsi"/>
+                <w:color w:val="000000" w:themeColor="text1"/>
+                <w:lang w:bidi="es-ES"/>
+              </w:rPr>
+            </w:pPr>
+            <w:r>
+              <w:rPr>
+                <w:rFonts w:asciiTheme="majorHAnsi" w:hAnsiTheme="majorHAnsi" w:cstheme="majorHAnsi"/>
+                <w:b/>
+                <w:bCs/>
+                <w:color w:val="000000" w:themeColor="text1"/>
+                <w:lang w:bidi="es-ES"/>
+              </w:rPr>
+              <w:t>Implementar soluciones tecnológicas en la formación</w:t>
+            </w:r>
+          </w:p>
+        </w:tc>
+      </w:tr>
     </w:tbl>
     <w:bookmarkEnd w:id="0"/>
     <w:p>
@@ -691,9 +773,8 @@
           <w:sz w:val="22"/>
           <w:szCs w:val="22"/>
         </w:rPr>
-        <w:t xml:space="preserve">En este contexto, </w:t>
-      </w:r>
-      <w:proofErr w:type="spellStart"/>
+        <w:t xml:space="preserve">En este contexto, DevNet se presenta como una iniciativa clave que integra el desarrollo de software con el conocimiento en redes, permitiendo a los profesionales automatizar tareas, </w:t>
+      </w:r>
       <w:r>
         <w:rPr>
           <w:rFonts w:asciiTheme="majorHAnsi" w:hAnsiTheme="majorHAnsi" w:cstheme="majorHAnsi"/>
@@ -701,9 +782,9 @@
           <w:sz w:val="22"/>
           <w:szCs w:val="22"/>
         </w:rPr>
-        <w:t>DevNet</w:t>
-      </w:r>
-      <w:proofErr w:type="spellEnd"/>
+        <w:lastRenderedPageBreak/>
+        <w:t>integrar sistemas, mejorar tiempos de respuesta ante incidentes y reducir la complejidad operativa en entornos de red híbridos (físicos y virtualizados)</w:t>
+      </w:r>
       <w:r>
         <w:rPr>
           <w:rFonts w:asciiTheme="majorHAnsi" w:hAnsiTheme="majorHAnsi" w:cstheme="majorHAnsi"/>
@@ -711,7 +792,7 @@
           <w:sz w:val="22"/>
           <w:szCs w:val="22"/>
         </w:rPr>
-        <w:t xml:space="preserve"> se presenta como una iniciativa clave que integra el desarrollo de software con el conocimiento en redes, permitiendo a los profesionales automatizar tareas, integrar sistemas, mejorar tiempos de respuesta ante incidentes y reducir la complejidad operativa en entornos de red híbridos (físicos y virtualizados)</w:t>
+        <w:t xml:space="preserve">, avanzando así </w:t>
       </w:r>
       <w:r>
         <w:rPr>
@@ -720,8 +801,19 @@
           <w:sz w:val="22"/>
           <w:szCs w:val="22"/>
         </w:rPr>
-        <w:t xml:space="preserve">, avanzando así </w:t>
-      </w:r>
+        <w:t>hacia modelos de operación más ágiles, escalables y sostenibles en sectores como educación, salud, agricultura, industria y administración pública.</w:t>
+      </w:r>
+    </w:p>
+    <w:p>
+      <w:pPr>
+        <w:pStyle w:val="NormalWeb"/>
+        <w:jc w:val="both"/>
+        <w:rPr>
+          <w:rFonts w:asciiTheme="majorHAnsi" w:hAnsiTheme="majorHAnsi" w:cstheme="majorHAnsi"/>
+          <w:b/>
+          <w:bCs/>
+        </w:rPr>
+      </w:pPr>
       <w:r>
         <w:rPr>
           <w:rFonts w:asciiTheme="majorHAnsi" w:hAnsiTheme="majorHAnsi" w:cstheme="majorHAnsi"/>
@@ -729,7 +821,7 @@
           <w:sz w:val="22"/>
           <w:szCs w:val="22"/>
         </w:rPr>
-        <w:t xml:space="preserve">hacia modelos de </w:t>
+        <w:t>Por lo anterior,</w:t>
       </w:r>
       <w:r>
         <w:rPr>
@@ -738,141 +830,99 @@
           <w:sz w:val="22"/>
           <w:szCs w:val="22"/>
         </w:rPr>
-        <w:lastRenderedPageBreak/>
-        <w:t>operación más ágiles, escalables y sostenibles en sectores como educación, salud, agricultura, industria y administración pública.</w:t>
-      </w:r>
-    </w:p>
-    <w:p>
-      <w:pPr>
-        <w:pStyle w:val="NormalWeb"/>
-        <w:jc w:val="both"/>
+        <w:t xml:space="preserve"> </w:t>
+      </w:r>
+      <w:r>
+        <w:rPr>
+          <w:rFonts w:asciiTheme="majorHAnsi" w:hAnsiTheme="majorHAnsi" w:cstheme="majorHAnsi"/>
+          <w:color w:val="000000" w:themeColor="text1"/>
+          <w:sz w:val="22"/>
+          <w:szCs w:val="22"/>
+        </w:rPr>
+        <w:t>l</w:t>
+      </w:r>
+      <w:r>
+        <w:rPr>
+          <w:rFonts w:asciiTheme="majorHAnsi" w:hAnsiTheme="majorHAnsi" w:cstheme="majorHAnsi"/>
+          <w:color w:val="000000" w:themeColor="text1"/>
+          <w:sz w:val="22"/>
+          <w:szCs w:val="22"/>
+        </w:rPr>
+        <w:t>a Dirección de Formación Profesional (DFP)</w:t>
+      </w:r>
+      <w:r>
+        <w:rPr>
+          <w:rStyle w:val="Refdenotaalpie"/>
+          <w:rFonts w:asciiTheme="majorHAnsi" w:hAnsiTheme="majorHAnsi" w:cstheme="majorHAnsi"/>
+          <w:color w:val="000000" w:themeColor="text1"/>
+          <w:sz w:val="22"/>
+          <w:szCs w:val="22"/>
+        </w:rPr>
+        <w:t xml:space="preserve"> </w:t>
+      </w:r>
+      <w:r>
+        <w:rPr>
+          <w:rStyle w:val="Refdenotaalpie"/>
+          <w:rFonts w:asciiTheme="majorHAnsi" w:hAnsiTheme="majorHAnsi" w:cstheme="majorHAnsi"/>
+          <w:color w:val="000000" w:themeColor="text1"/>
+          <w:sz w:val="22"/>
+          <w:szCs w:val="22"/>
+        </w:rPr>
+        <w:footnoteReference w:id="1"/>
+      </w:r>
+      <w:r>
+        <w:rPr>
+          <w:rFonts w:asciiTheme="majorHAnsi" w:hAnsiTheme="majorHAnsi" w:cstheme="majorHAnsi"/>
+          <w:color w:val="000000" w:themeColor="text1"/>
+          <w:sz w:val="22"/>
+          <w:szCs w:val="22"/>
+        </w:rPr>
+        <w:t xml:space="preserve"> en desarrollo de sus objetivos y propósitos, dirigidos a la permanente actualización y desarrollo de competencias que implican un avance en las capacidades y habilidades técnicas de los instructores en la institución, abre </w:t>
+      </w:r>
+      <w:r>
+        <w:rPr>
+          <w:rFonts w:asciiTheme="majorHAnsi" w:hAnsiTheme="majorHAnsi" w:cstheme="majorHAnsi"/>
+          <w:color w:val="000000" w:themeColor="text1"/>
+          <w:sz w:val="22"/>
+          <w:szCs w:val="22"/>
+        </w:rPr>
+        <w:t>la</w:t>
+      </w:r>
+      <w:r>
+        <w:rPr>
+          <w:rFonts w:asciiTheme="majorHAnsi" w:hAnsiTheme="majorHAnsi" w:cstheme="majorHAnsi"/>
+          <w:color w:val="000000" w:themeColor="text1"/>
+          <w:sz w:val="22"/>
+          <w:szCs w:val="22"/>
+        </w:rPr>
+        <w:t xml:space="preserve"> convocatoria</w:t>
+      </w:r>
+      <w:r>
+        <w:rPr>
+          <w:rFonts w:asciiTheme="majorHAnsi" w:hAnsiTheme="majorHAnsi" w:cstheme="majorHAnsi"/>
+          <w:color w:val="000000" w:themeColor="text1"/>
+          <w:sz w:val="22"/>
+          <w:szCs w:val="22"/>
+        </w:rPr>
+        <w:t xml:space="preserve"> </w:t>
+      </w:r>
+      <w:r>
         <w:rPr>
           <w:rFonts w:asciiTheme="majorHAnsi" w:hAnsiTheme="majorHAnsi" w:cstheme="majorHAnsi"/>
           <w:b/>
           <w:bCs/>
         </w:rPr>
-      </w:pPr>
-      <w:r>
-        <w:rPr>
-          <w:rFonts w:asciiTheme="majorHAnsi" w:hAnsiTheme="majorHAnsi" w:cstheme="majorHAnsi"/>
-          <w:color w:val="000000" w:themeColor="text1"/>
-          <w:sz w:val="22"/>
-          <w:szCs w:val="22"/>
-        </w:rPr>
-        <w:t>Por lo anterior,</w:t>
-      </w:r>
-      <w:r>
-        <w:rPr>
-          <w:rFonts w:asciiTheme="majorHAnsi" w:hAnsiTheme="majorHAnsi" w:cstheme="majorHAnsi"/>
-          <w:color w:val="000000" w:themeColor="text1"/>
-          <w:sz w:val="22"/>
-          <w:szCs w:val="22"/>
-        </w:rPr>
-        <w:t xml:space="preserve"> </w:t>
-      </w:r>
-      <w:r>
-        <w:rPr>
-          <w:rFonts w:asciiTheme="majorHAnsi" w:hAnsiTheme="majorHAnsi" w:cstheme="majorHAnsi"/>
-          <w:color w:val="000000" w:themeColor="text1"/>
-          <w:sz w:val="22"/>
-          <w:szCs w:val="22"/>
-        </w:rPr>
-        <w:t>l</w:t>
-      </w:r>
-      <w:r>
-        <w:rPr>
-          <w:rFonts w:asciiTheme="majorHAnsi" w:hAnsiTheme="majorHAnsi" w:cstheme="majorHAnsi"/>
-          <w:color w:val="000000" w:themeColor="text1"/>
-          <w:sz w:val="22"/>
-          <w:szCs w:val="22"/>
-        </w:rPr>
-        <w:t>a Dirección de Formación Profesional (DFP)</w:t>
-      </w:r>
-      <w:r>
-        <w:rPr>
-          <w:rStyle w:val="Refdenotaalpie"/>
-          <w:rFonts w:asciiTheme="majorHAnsi" w:hAnsiTheme="majorHAnsi" w:cstheme="majorHAnsi"/>
-          <w:color w:val="000000" w:themeColor="text1"/>
-          <w:sz w:val="22"/>
-          <w:szCs w:val="22"/>
-        </w:rPr>
-        <w:t xml:space="preserve"> </w:t>
-      </w:r>
-      <w:r>
-        <w:rPr>
-          <w:rStyle w:val="Refdenotaalpie"/>
-          <w:rFonts w:asciiTheme="majorHAnsi" w:hAnsiTheme="majorHAnsi" w:cstheme="majorHAnsi"/>
-          <w:color w:val="000000" w:themeColor="text1"/>
-          <w:sz w:val="22"/>
-          <w:szCs w:val="22"/>
-        </w:rPr>
-        <w:footnoteReference w:id="1"/>
-      </w:r>
-      <w:r>
-        <w:rPr>
-          <w:rFonts w:asciiTheme="majorHAnsi" w:hAnsiTheme="majorHAnsi" w:cstheme="majorHAnsi"/>
-          <w:color w:val="000000" w:themeColor="text1"/>
-          <w:sz w:val="22"/>
-          <w:szCs w:val="22"/>
-        </w:rPr>
-        <w:t xml:space="preserve"> en desarrollo de sus objetivos y propósitos, dirigidos a la permanente actualización y desarrollo de competencias que implican un avance en las capacidades y habilidades técnicas de los instructores en la institución, abre </w:t>
-      </w:r>
-      <w:r>
-        <w:rPr>
-          <w:rFonts w:asciiTheme="majorHAnsi" w:hAnsiTheme="majorHAnsi" w:cstheme="majorHAnsi"/>
-          <w:color w:val="000000" w:themeColor="text1"/>
-          <w:sz w:val="22"/>
-          <w:szCs w:val="22"/>
-        </w:rPr>
-        <w:t>la</w:t>
-      </w:r>
-      <w:r>
-        <w:rPr>
-          <w:rFonts w:asciiTheme="majorHAnsi" w:hAnsiTheme="majorHAnsi" w:cstheme="majorHAnsi"/>
-          <w:color w:val="000000" w:themeColor="text1"/>
-          <w:sz w:val="22"/>
-          <w:szCs w:val="22"/>
-        </w:rPr>
-        <w:t xml:space="preserve"> convocatoria</w:t>
-      </w:r>
-      <w:r>
-        <w:rPr>
-          <w:rFonts w:asciiTheme="majorHAnsi" w:hAnsiTheme="majorHAnsi" w:cstheme="majorHAnsi"/>
-          <w:color w:val="000000" w:themeColor="text1"/>
-          <w:sz w:val="22"/>
-          <w:szCs w:val="22"/>
-        </w:rPr>
-        <w:t xml:space="preserve"> </w:t>
+        <w:t>“</w:t>
       </w:r>
       <w:r>
         <w:rPr>
           <w:rFonts w:asciiTheme="majorHAnsi" w:hAnsiTheme="majorHAnsi" w:cstheme="majorHAnsi"/>
           <w:b/>
           <w:bCs/>
-        </w:rPr>
-        <w:t>“</w:t>
-      </w:r>
-      <w:proofErr w:type="spellStart"/>
-      <w:r>
-        <w:rPr>
-          <w:rFonts w:asciiTheme="majorHAnsi" w:hAnsiTheme="majorHAnsi" w:cstheme="majorHAnsi"/>
-          <w:b/>
-          <w:bCs/>
           <w:color w:val="000000" w:themeColor="text1"/>
           <w:lang w:eastAsia="es-ES"/>
         </w:rPr>
-        <w:t>DevNet</w:t>
-      </w:r>
-      <w:proofErr w:type="spellEnd"/>
-      <w:r>
-        <w:rPr>
-          <w:rFonts w:asciiTheme="majorHAnsi" w:hAnsiTheme="majorHAnsi" w:cstheme="majorHAnsi"/>
-          <w:b/>
-          <w:bCs/>
-          <w:color w:val="000000" w:themeColor="text1"/>
-          <w:lang w:eastAsia="es-ES"/>
-        </w:rPr>
-        <w:t>: Desarrollo de Software para la Automatización de Redes Nivel Básico</w:t>
+        <w:t>DevNet: Desarrollo de Software para la Automatización de Redes Nivel Básico</w:t>
       </w:r>
       <w:r>
         <w:rPr>
@@ -1761,7 +1811,7 @@
         <w:pStyle w:val="Ttulo3"/>
         <w:jc w:val="center"/>
         <w:rPr>
-          <w:rStyle w:val="Textoennegrita"/>
+          <w:rStyle w:val="Fuerte"/>
           <w:rFonts w:cstheme="majorHAnsi"/>
           <w:bCs w:val="0"/>
           <w:iCs/>
@@ -1772,7 +1822,7 @@
       </w:pPr>
       <w:r>
         <w:rPr>
-          <w:rStyle w:val="Textoennegrita"/>
+          <w:rStyle w:val="Fuerte"/>
           <w:rFonts w:cstheme="majorHAnsi"/>
           <w:bCs w:val="0"/>
           <w:iCs/>
@@ -1780,11 +1830,12 @@
           <w:sz w:val="22"/>
           <w:szCs w:val="22"/>
         </w:rPr>
+        <w:lastRenderedPageBreak/>
         <w:t>Jornada Presencial Sincrónica mediada por TIC</w:t>
       </w:r>
       <w:r>
         <w:rPr>
-          <w:rStyle w:val="Textoennegrita"/>
+          <w:rStyle w:val="Fuerte"/>
           <w:rFonts w:cstheme="majorHAnsi"/>
           <w:bCs w:val="0"/>
           <w:iCs/>
@@ -1796,7 +1847,7 @@
       </w:r>
       <w:r>
         <w:rPr>
-          <w:rStyle w:val="Textoennegrita"/>
+          <w:rStyle w:val="Fuerte"/>
           <w:rFonts w:cstheme="majorHAnsi"/>
           <w:bCs w:val="0"/>
           <w:iCs/>
@@ -1808,7 +1859,7 @@
       </w:r>
       <w:r>
         <w:rPr>
-          <w:rStyle w:val="Textoennegrita"/>
+          <w:rStyle w:val="Fuerte"/>
           <w:rFonts w:cstheme="majorHAnsi"/>
           <w:bCs w:val="0"/>
           <w:iCs/>
@@ -1820,7 +1871,7 @@
       </w:r>
       <w:r>
         <w:rPr>
-          <w:rStyle w:val="Textoennegrita"/>
+          <w:rStyle w:val="Fuerte"/>
           <w:rFonts w:cstheme="majorHAnsi"/>
           <w:bCs w:val="0"/>
           <w:iCs/>
@@ -1832,7 +1883,7 @@
       </w:r>
       <w:r>
         <w:rPr>
-          <w:rStyle w:val="Textoennegrita"/>
+          <w:rStyle w:val="Fuerte"/>
           <w:rFonts w:cstheme="majorHAnsi"/>
           <w:bCs w:val="0"/>
           <w:iCs/>
@@ -1844,7 +1895,7 @@
       </w:r>
       <w:r>
         <w:rPr>
-          <w:rStyle w:val="Textoennegrita"/>
+          <w:rStyle w:val="Fuerte"/>
           <w:rFonts w:cstheme="majorHAnsi"/>
           <w:bCs w:val="0"/>
           <w:iCs/>
@@ -1856,7 +1907,7 @@
       </w:r>
       <w:r>
         <w:rPr>
-          <w:rStyle w:val="Textoennegrita"/>
+          <w:rStyle w:val="Fuerte"/>
           <w:rFonts w:cstheme="majorHAnsi"/>
           <w:bCs w:val="0"/>
           <w:iCs/>
@@ -1868,7 +1919,7 @@
       </w:r>
       <w:r>
         <w:rPr>
-          <w:rStyle w:val="Textoennegrita"/>
+          <w:rStyle w:val="Fuerte"/>
           <w:rFonts w:cstheme="majorHAnsi"/>
           <w:bCs w:val="0"/>
           <w:iCs/>
@@ -1880,7 +1931,7 @@
       </w:r>
       <w:r>
         <w:rPr>
-          <w:rStyle w:val="Textoennegrita"/>
+          <w:rStyle w:val="Fuerte"/>
           <w:rFonts w:cstheme="majorHAnsi"/>
           <w:bCs w:val="0"/>
           <w:iCs/>
@@ -1892,7 +1943,7 @@
       </w:r>
       <w:r>
         <w:rPr>
-          <w:rStyle w:val="Textoennegrita"/>
+          <w:rStyle w:val="Fuerte"/>
           <w:rFonts w:cstheme="majorHAnsi"/>
           <w:bCs w:val="0"/>
           <w:iCs/>
@@ -1904,7 +1955,7 @@
       </w:r>
       <w:r>
         <w:rPr>
-          <w:rStyle w:val="Textoennegrita"/>
+          <w:rStyle w:val="Fuerte"/>
           <w:rFonts w:cstheme="majorHAnsi"/>
           <w:bCs w:val="0"/>
           <w:iCs/>
@@ -1916,7 +1967,7 @@
       </w:r>
       <w:r>
         <w:rPr>
-          <w:rStyle w:val="Textoennegrita"/>
+          <w:rStyle w:val="Fuerte"/>
           <w:rFonts w:cstheme="majorHAnsi"/>
           <w:bCs w:val="0"/>
           <w:iCs/>
@@ -1928,7 +1979,7 @@
       </w:r>
       <w:r>
         <w:rPr>
-          <w:rStyle w:val="Textoennegrita"/>
+          <w:rStyle w:val="Fuerte"/>
           <w:rFonts w:cstheme="majorHAnsi"/>
           <w:bCs w:val="0"/>
           <w:iCs/>
@@ -1940,7 +1991,7 @@
       </w:r>
       <w:r>
         <w:rPr>
-          <w:rStyle w:val="Textoennegrita"/>
+          <w:rStyle w:val="Fuerte"/>
           <w:rFonts w:cstheme="majorHAnsi"/>
           <w:bCs w:val="0"/>
           <w:iCs/>
@@ -1986,7 +2037,6 @@
                 <w:b/>
                 <w:color w:val="auto"/>
               </w:rPr>
-              <w:lastRenderedPageBreak/>
               <w:t>Fecha</w:t>
             </w:r>
           </w:p>
@@ -2352,20 +2402,8 @@
                 <w:sz w:val="18"/>
                 <w:szCs w:val="18"/>
               </w:rPr>
-              <w:t xml:space="preserve"> al curso </w:t>
-            </w:r>
-            <w:proofErr w:type="spellStart"/>
-            <w:r>
-              <w:rPr>
-                <w:rFonts w:eastAsiaTheme="minorEastAsia"/>
-                <w:bCs/>
-                <w:color w:val="000000" w:themeColor="text1"/>
-                <w:sz w:val="18"/>
-                <w:szCs w:val="18"/>
-              </w:rPr>
-              <w:t>DevNet</w:t>
-            </w:r>
-            <w:proofErr w:type="spellEnd"/>
+              <w:t xml:space="preserve"> al curso DevNet</w:t>
+            </w:r>
           </w:p>
           <w:p>
             <w:pPr>
@@ -2388,20 +2426,8 @@
                 <w:sz w:val="18"/>
                 <w:szCs w:val="18"/>
               </w:rPr>
-              <w:t xml:space="preserve">Módulo 2 Entorno de desarrolladores de </w:t>
-            </w:r>
-            <w:proofErr w:type="spellStart"/>
-            <w:r>
-              <w:rPr>
-                <w:rFonts w:eastAsiaTheme="minorEastAsia"/>
-                <w:bCs/>
-                <w:color w:val="000000" w:themeColor="text1"/>
-                <w:sz w:val="18"/>
-                <w:szCs w:val="18"/>
-              </w:rPr>
-              <w:t>DevNet</w:t>
-            </w:r>
-            <w:proofErr w:type="spellEnd"/>
+              <w:t>Módulo 2 Entorno de desarrolladores de DevNet</w:t>
+            </w:r>
           </w:p>
           <w:p>
             <w:pPr>
@@ -4110,7 +4136,7 @@
         <w:pStyle w:val="Ttulo3"/>
         <w:jc w:val="center"/>
         <w:rPr>
-          <w:rStyle w:val="Textoennegrita"/>
+          <w:rStyle w:val="Fuerte"/>
           <w:rFonts w:cstheme="majorHAnsi"/>
           <w:bCs w:val="0"/>
           <w:iCs/>
@@ -4121,7 +4147,7 @@
       </w:pPr>
       <w:r>
         <w:rPr>
-          <w:rStyle w:val="Textoennegrita"/>
+          <w:rStyle w:val="Fuerte"/>
           <w:rFonts w:cstheme="majorHAnsi"/>
           <w:bCs w:val="0"/>
           <w:iCs/>
@@ -4133,7 +4159,7 @@
       </w:r>
       <w:r>
         <w:rPr>
-          <w:rStyle w:val="Textoennegrita"/>
+          <w:rStyle w:val="Fuerte"/>
           <w:rFonts w:cstheme="majorHAnsi"/>
           <w:bCs w:val="0"/>
           <w:iCs/>
@@ -4145,7 +4171,7 @@
       </w:r>
       <w:r>
         <w:rPr>
-          <w:rStyle w:val="Textoennegrita"/>
+          <w:rStyle w:val="Fuerte"/>
           <w:rFonts w:cstheme="majorHAnsi"/>
           <w:bCs w:val="0"/>
           <w:iCs/>
@@ -4157,7 +4183,7 @@
       </w:r>
       <w:r>
         <w:rPr>
-          <w:rStyle w:val="Textoennegrita"/>
+          <w:rStyle w:val="Fuerte"/>
           <w:rFonts w:cstheme="majorHAnsi"/>
           <w:bCs w:val="0"/>
           <w:iCs/>
@@ -4169,7 +4195,7 @@
       </w:r>
       <w:r>
         <w:rPr>
-          <w:rStyle w:val="Textoennegrita"/>
+          <w:rStyle w:val="Fuerte"/>
           <w:rFonts w:cstheme="majorHAnsi"/>
           <w:bCs w:val="0"/>
           <w:iCs/>
@@ -4181,7 +4207,7 @@
       </w:r>
       <w:r>
         <w:rPr>
-          <w:rStyle w:val="Textoennegrita"/>
+          <w:rStyle w:val="Fuerte"/>
           <w:rFonts w:cstheme="majorHAnsi"/>
           <w:bCs w:val="0"/>
           <w:iCs/>
@@ -4193,7 +4219,7 @@
       </w:r>
       <w:r>
         <w:rPr>
-          <w:rStyle w:val="Textoennegrita"/>
+          <w:rStyle w:val="Fuerte"/>
           <w:rFonts w:cstheme="majorHAnsi"/>
           <w:bCs w:val="0"/>
           <w:iCs/>
@@ -4205,7 +4231,7 @@
       </w:r>
       <w:r>
         <w:rPr>
-          <w:rStyle w:val="Textoennegrita"/>
+          <w:rStyle w:val="Fuerte"/>
           <w:rFonts w:cstheme="majorHAnsi"/>
           <w:bCs w:val="0"/>
           <w:iCs/>
@@ -4217,7 +4243,7 @@
       </w:r>
       <w:r>
         <w:rPr>
-          <w:rStyle w:val="Textoennegrita"/>
+          <w:rStyle w:val="Fuerte"/>
           <w:rFonts w:cstheme="majorHAnsi"/>
           <w:bCs w:val="0"/>
           <w:iCs/>
@@ -4229,7 +4255,7 @@
       </w:r>
       <w:r>
         <w:rPr>
-          <w:rStyle w:val="Textoennegrita"/>
+          <w:rStyle w:val="Fuerte"/>
           <w:rFonts w:cstheme="majorHAnsi"/>
           <w:bCs w:val="0"/>
           <w:iCs/>
@@ -4241,7 +4267,7 @@
       </w:r>
       <w:r>
         <w:rPr>
-          <w:rStyle w:val="Textoennegrita"/>
+          <w:rStyle w:val="Fuerte"/>
           <w:rFonts w:cstheme="majorHAnsi"/>
           <w:bCs w:val="0"/>
           <w:iCs/>
@@ -4253,7 +4279,7 @@
       </w:r>
       <w:r>
         <w:rPr>
-          <w:rStyle w:val="Textoennegrita"/>
+          <w:rStyle w:val="Fuerte"/>
           <w:rFonts w:cstheme="majorHAnsi"/>
           <w:bCs w:val="0"/>
           <w:iCs/>
@@ -8050,14 +8076,7 @@
           <w:b/>
           <w:bCs/>
         </w:rPr>
-        <w:t xml:space="preserve">, </w:t>
-      </w:r>
-      <w:r>
-        <w:rPr>
-          <w:b/>
-          <w:bCs/>
-        </w:rPr>
-        <w:t xml:space="preserve">21730061         FUNDAMENTOS DE PROGRAMACIÓN  60 </w:t>
+        <w:t xml:space="preserve">, 21730061         FUNDAMENTOS DE PROGRAMACIÓN  60 </w:t>
       </w:r>
       <w:proofErr w:type="gramStart"/>
       <w:r>
@@ -10981,23 +11000,13 @@
           <w:color w:val="000000" w:themeColor="text1"/>
         </w:rPr>
       </w:pPr>
-      <w:proofErr w:type="spellStart"/>
       <w:r>
         <w:rPr>
           <w:rFonts w:asciiTheme="majorHAnsi" w:hAnsiTheme="majorHAnsi" w:cstheme="majorHAnsi"/>
           <w:b/>
           <w:color w:val="000000" w:themeColor="text1"/>
         </w:rPr>
-        <w:t>Dannin</w:t>
-      </w:r>
-      <w:proofErr w:type="spellEnd"/>
-      <w:r>
-        <w:rPr>
-          <w:rFonts w:asciiTheme="majorHAnsi" w:hAnsiTheme="majorHAnsi" w:cstheme="majorHAnsi"/>
-          <w:b/>
-          <w:color w:val="000000" w:themeColor="text1"/>
-        </w:rPr>
-        <w:t xml:space="preserve"> Leonardo Gómez Rodríguez</w:t>
+        <w:t>Dannin Leonardo Gómez Rodríguez</w:t>
       </w:r>
     </w:p>
     <w:p>
@@ -14020,7 +14029,7 @@
       <w:lang w:eastAsia="es-CO"/>
     </w:rPr>
   </w:style>
-  <w:style w:type="character" w:styleId="Textoennegrita">
+  <w:style w:type="character" w:styleId="Fuerte">
     <w:name w:val="Strong"/>
     <w:basedOn w:val="Fuentedeprrafopredeter"/>
     <w:uiPriority w:val="22"/>

--- a/CONVOCATORIA DEVNET.docx
+++ b/CONVOCATORIA DEVNET.docx
@@ -553,90 +553,6 @@
           </w:p>
         </w:tc>
       </w:tr>
-      <w:tr>
-        <w:trPr>
-          <w:trHeight w:val="300"/>
-        </w:trPr>
-        <w:tc>
-          <w:tcPr>
-            <w:tcW w:w="0" w:type="auto"/>
-            <w:vAlign w:val="center"/>
-          </w:tcPr>
-          <w:p>
-            <w:pPr>
-              <w:spacing w:after="0"/>
-              <w:jc w:val="center"/>
-              <w:rPr>
-                <w:rFonts w:asciiTheme="majorHAnsi" w:hAnsiTheme="majorHAnsi" w:cstheme="majorHAnsi"/>
-                <w:color w:val="000000" w:themeColor="text1"/>
-              </w:rPr>
-            </w:pPr>
-            <w:r>
-              <w:rPr>
-                <w:rFonts w:asciiTheme="majorHAnsi" w:hAnsiTheme="majorHAnsi" w:cstheme="majorHAnsi"/>
-                <w:b/>
-                <w:bCs/>
-                <w:color w:val="000000" w:themeColor="text1"/>
-              </w:rPr>
-              <w:t>INSTITUCIONAL DE PEDAGOGÍA</w:t>
-            </w:r>
-          </w:p>
-        </w:tc>
-        <w:tc>
-          <w:tcPr>
-            <w:tcW w:w="0" w:type="auto"/>
-            <w:vAlign w:val="center"/>
-          </w:tcPr>
-          <w:p>
-            <w:pPr>
-              <w:spacing w:after="0" w:line="240" w:lineRule="auto"/>
-              <w:jc w:val="center"/>
-              <w:rPr>
-                <w:rFonts w:asciiTheme="majorHAnsi" w:hAnsiTheme="majorHAnsi" w:cstheme="majorHAnsi"/>
-                <w:color w:val="000000" w:themeColor="text1"/>
-                <w:lang w:bidi="es-ES"/>
-              </w:rPr>
-            </w:pPr>
-            <w:r>
-              <w:rPr>
-                <w:rFonts w:asciiTheme="majorHAnsi" w:hAnsiTheme="majorHAnsi" w:cstheme="majorHAnsi"/>
-                <w:b/>
-                <w:bCs/>
-                <w:color w:val="000000" w:themeColor="text1"/>
-                <w:lang w:bidi="es-ES"/>
-              </w:rPr>
-              <w:t>TODAS</w:t>
-            </w:r>
-          </w:p>
-        </w:tc>
-        <w:tc>
-          <w:tcPr>
-            <w:tcW w:w="4627" w:type="dxa"/>
-            <w:vAlign w:val="center"/>
-          </w:tcPr>
-          <w:p>
-            <w:pPr>
-              <w:spacing w:after="0" w:line="240" w:lineRule="auto"/>
-              <w:jc w:val="both"/>
-              <w:rPr>
-                <w:rFonts w:asciiTheme="majorHAnsi" w:hAnsiTheme="majorHAnsi" w:cstheme="majorHAnsi"/>
-                <w:color w:val="000000" w:themeColor="text1"/>
-                <w:lang w:bidi="es-ES"/>
-              </w:rPr>
-            </w:pPr>
-            <w:r>
-              <w:rPr>
-                <w:rFonts w:asciiTheme="majorHAnsi" w:hAnsiTheme="majorHAnsi" w:cstheme="majorHAnsi"/>
-                <w:b/>
-                <w:bCs/>
-                <w:color w:val="000000" w:themeColor="text1"/>
-                <w:lang w:bidi="es-ES"/>
-              </w:rPr>
-              <w:t>Implementar soluciones tecnológicas en la formación</w:t>
-            </w:r>
-          </w:p>
-        </w:tc>
-      </w:tr>
     </w:tbl>
     <w:bookmarkEnd w:id="0"/>
     <w:p>
@@ -773,7 +689,7 @@
           <w:sz w:val="22"/>
           <w:szCs w:val="22"/>
         </w:rPr>
-        <w:t xml:space="preserve">En este contexto, DevNet se presenta como una iniciativa clave que integra el desarrollo de software con el conocimiento en redes, permitiendo a los profesionales automatizar tareas, </w:t>
+        <w:t>En este contexto, DevNet se presenta como una iniciativa clave que integra el desarrollo de software con el conocimiento en redes, permitiendo a los profesionales automatizar tareas, integrar sistemas, mejorar tiempos de respuesta ante incidentes y reducir la complejidad operativa en entornos de red híbridos (físicos y virtualizados)</w:t>
       </w:r>
       <w:r>
         <w:rPr>
@@ -782,8 +698,7 @@
           <w:sz w:val="22"/>
           <w:szCs w:val="22"/>
         </w:rPr>
-        <w:lastRenderedPageBreak/>
-        <w:t>integrar sistemas, mejorar tiempos de respuesta ante incidentes y reducir la complejidad operativa en entornos de red híbridos (físicos y virtualizados)</w:t>
+        <w:t xml:space="preserve">, avanzando así </w:t>
       </w:r>
       <w:r>
         <w:rPr>
@@ -792,7 +707,7 @@
           <w:sz w:val="22"/>
           <w:szCs w:val="22"/>
         </w:rPr>
-        <w:t xml:space="preserve">, avanzando así </w:t>
+        <w:t xml:space="preserve">hacia modelos de </w:t>
       </w:r>
       <w:r>
         <w:rPr>
@@ -801,7 +716,8 @@
           <w:sz w:val="22"/>
           <w:szCs w:val="22"/>
         </w:rPr>
-        <w:t>hacia modelos de operación más ágiles, escalables y sostenibles en sectores como educación, salud, agricultura, industria y administración pública.</w:t>
+        <w:lastRenderedPageBreak/>
+        <w:t>operación más ágiles, escalables y sostenibles en sectores como educación, salud, agricultura, industria y administración pública.</w:t>
       </w:r>
     </w:p>
     <w:p>
@@ -1830,7 +1746,6 @@
           <w:sz w:val="22"/>
           <w:szCs w:val="22"/>
         </w:rPr>
-        <w:lastRenderedPageBreak/>
         <w:t>Jornada Presencial Sincrónica mediada por TIC</w:t>
       </w:r>
       <w:r>
@@ -2005,7 +1920,7 @@
     <w:p/>
     <w:tbl>
       <w:tblPr>
-        <w:tblStyle w:val="Tablaconcuadrcula"/>
+        <w:tblStyle w:val="Tablaconcuadrcula4-nfasis2"/>
         <w:tblW w:w="7938" w:type="dxa"/>
         <w:tblLook w:val="04A0" w:firstRow="1" w:lastRow="0" w:firstColumn="1" w:lastColumn="0" w:noHBand="0" w:noVBand="1"/>
       </w:tblPr>
@@ -2015,11 +1930,13 @@
         <w:gridCol w:w="5142"/>
       </w:tblGrid>
       <w:tr>
+        <w:trPr>
+          <w:cnfStyle w:val="100000000000" w:firstRow="1" w:lastRow="0" w:firstColumn="0" w:lastColumn="0" w:oddVBand="0" w:evenVBand="0" w:oddHBand="0" w:evenHBand="0" w:firstRowFirstColumn="0" w:firstRowLastColumn="0" w:lastRowFirstColumn="0" w:lastRowLastColumn="0"/>
+        </w:trPr>
         <w:tc>
           <w:tcPr>
+            <w:cnfStyle w:val="001000000000" w:firstRow="0" w:lastRow="0" w:firstColumn="1" w:lastColumn="0" w:oddVBand="0" w:evenVBand="0" w:oddHBand="0" w:evenHBand="0" w:firstRowFirstColumn="0" w:firstRowLastColumn="0" w:lastRowFirstColumn="0" w:lastRowLastColumn="0"/>
             <w:tcW w:w="1701" w:type="dxa"/>
-            <w:shd w:val="clear" w:color="auto" w:fill="D6E3BC" w:themeFill="accent3" w:themeFillTint="66"/>
-            <w:vAlign w:val="center"/>
           </w:tcPr>
           <w:p>
             <w:pPr>
@@ -2027,16 +1944,16 @@
               <w:jc w:val="center"/>
               <w:rPr>
                 <w:rFonts w:eastAsiaTheme="minorEastAsia"/>
-                <w:b/>
+                <w:b w:val="0"/>
                 <w:color w:val="auto"/>
               </w:rPr>
             </w:pPr>
             <w:r>
               <w:rPr>
                 <w:rFonts w:eastAsiaTheme="minorEastAsia"/>
-                <w:b/>
                 <w:color w:val="auto"/>
               </w:rPr>
+              <w:lastRenderedPageBreak/>
               <w:t>Fecha</w:t>
             </w:r>
           </w:p>
@@ -2044,23 +1961,21 @@
         <w:tc>
           <w:tcPr>
             <w:tcW w:w="1095" w:type="dxa"/>
-            <w:shd w:val="clear" w:color="auto" w:fill="D6E3BC" w:themeFill="accent3" w:themeFillTint="66"/>
-            <w:vAlign w:val="center"/>
           </w:tcPr>
           <w:p>
             <w:pPr>
               <w:pStyle w:val="Default"/>
               <w:jc w:val="center"/>
-              <w:rPr>
-                <w:rFonts w:eastAsiaTheme="minorEastAsia"/>
-                <w:b/>
+              <w:cnfStyle w:val="100000000000" w:firstRow="1" w:lastRow="0" w:firstColumn="0" w:lastColumn="0" w:oddVBand="0" w:evenVBand="0" w:oddHBand="0" w:evenHBand="0" w:firstRowFirstColumn="0" w:firstRowLastColumn="0" w:lastRowFirstColumn="0" w:lastRowLastColumn="0"/>
+              <w:rPr>
+                <w:rFonts w:eastAsiaTheme="minorEastAsia"/>
+                <w:b w:val="0"/>
                 <w:color w:val="auto"/>
               </w:rPr>
             </w:pPr>
             <w:r>
               <w:rPr>
                 <w:rFonts w:eastAsiaTheme="minorEastAsia"/>
-                <w:b/>
                 <w:color w:val="auto"/>
               </w:rPr>
               <w:t>Horario</w:t>
@@ -2070,23 +1985,21 @@
         <w:tc>
           <w:tcPr>
             <w:tcW w:w="5142" w:type="dxa"/>
-            <w:shd w:val="clear" w:color="auto" w:fill="D6E3BC" w:themeFill="accent3" w:themeFillTint="66"/>
-            <w:vAlign w:val="center"/>
           </w:tcPr>
           <w:p>
             <w:pPr>
               <w:pStyle w:val="Default"/>
               <w:jc w:val="center"/>
-              <w:rPr>
-                <w:rFonts w:eastAsiaTheme="minorEastAsia"/>
-                <w:b/>
+              <w:cnfStyle w:val="100000000000" w:firstRow="1" w:lastRow="0" w:firstColumn="0" w:lastColumn="0" w:oddVBand="0" w:evenVBand="0" w:oddHBand="0" w:evenHBand="0" w:firstRowFirstColumn="0" w:firstRowLastColumn="0" w:lastRowFirstColumn="0" w:lastRowLastColumn="0"/>
+              <w:rPr>
+                <w:rFonts w:eastAsiaTheme="minorEastAsia"/>
+                <w:b w:val="0"/>
                 <w:color w:val="auto"/>
               </w:rPr>
             </w:pPr>
             <w:r>
               <w:rPr>
                 <w:rFonts w:eastAsiaTheme="minorEastAsia"/>
-                <w:b/>
                 <w:color w:val="auto"/>
               </w:rPr>
               <w:t>Contenido</w:t>
@@ -2096,13 +2009,13 @@
       </w:tr>
       <w:tr>
         <w:trPr>
-          <w:cantSplit/>
+          <w:cnfStyle w:val="000000100000" w:firstRow="0" w:lastRow="0" w:firstColumn="0" w:lastColumn="0" w:oddVBand="0" w:evenVBand="0" w:oddHBand="1" w:evenHBand="0" w:firstRowFirstColumn="0" w:firstRowLastColumn="0" w:lastRowFirstColumn="0" w:lastRowLastColumn="0"/>
         </w:trPr>
         <w:tc>
           <w:tcPr>
+            <w:cnfStyle w:val="001000000000" w:firstRow="0" w:lastRow="0" w:firstColumn="1" w:lastColumn="0" w:oddVBand="0" w:evenVBand="0" w:oddHBand="0" w:evenHBand="0" w:firstRowFirstColumn="0" w:firstRowLastColumn="0" w:lastRowFirstColumn="0" w:lastRowLastColumn="0"/>
             <w:tcW w:w="1701" w:type="dxa"/>
             <w:vMerge w:val="restart"/>
-            <w:vAlign w:val="center"/>
           </w:tcPr>
           <w:p>
             <w:pPr>
@@ -2110,16 +2023,15 @@
               <w:jc w:val="center"/>
               <w:rPr>
                 <w:rFonts w:eastAsiaTheme="minorEastAsia"/>
-                <w:bCs/>
-                <w:color w:val="000000" w:themeColor="text1"/>
-                <w:sz w:val="18"/>
-                <w:szCs w:val="18"/>
-              </w:rPr>
-            </w:pPr>
-            <w:r>
-              <w:rPr>
-                <w:rFonts w:eastAsiaTheme="minorEastAsia"/>
-                <w:bCs/>
+                <w:bCs w:val="0"/>
+                <w:color w:val="000000" w:themeColor="text1"/>
+                <w:sz w:val="18"/>
+                <w:szCs w:val="18"/>
+              </w:rPr>
+            </w:pPr>
+            <w:r>
+              <w:rPr>
+                <w:rFonts w:eastAsiaTheme="minorEastAsia"/>
                 <w:color w:val="000000" w:themeColor="text1"/>
                 <w:sz w:val="18"/>
                 <w:szCs w:val="18"/>
@@ -2129,7 +2041,6 @@
             <w:r>
               <w:rPr>
                 <w:rFonts w:eastAsiaTheme="minorEastAsia"/>
-                <w:bCs/>
                 <w:color w:val="000000" w:themeColor="text1"/>
                 <w:sz w:val="18"/>
                 <w:szCs w:val="18"/>
@@ -2139,7 +2050,6 @@
             <w:r>
               <w:rPr>
                 <w:rFonts w:eastAsiaTheme="minorEastAsia"/>
-                <w:bCs/>
                 <w:color w:val="000000" w:themeColor="text1"/>
                 <w:sz w:val="18"/>
                 <w:szCs w:val="18"/>
@@ -2149,7 +2059,6 @@
             <w:r>
               <w:rPr>
                 <w:rFonts w:eastAsiaTheme="minorEastAsia"/>
-                <w:bCs/>
                 <w:color w:val="000000" w:themeColor="text1"/>
                 <w:sz w:val="18"/>
                 <w:szCs w:val="18"/>
@@ -2159,7 +2068,6 @@
             <w:r>
               <w:rPr>
                 <w:rFonts w:eastAsiaTheme="minorEastAsia"/>
-                <w:bCs/>
                 <w:color w:val="000000" w:themeColor="text1"/>
                 <w:sz w:val="18"/>
                 <w:szCs w:val="18"/>
@@ -2169,7 +2077,6 @@
             <w:r>
               <w:rPr>
                 <w:rFonts w:eastAsiaTheme="minorEastAsia"/>
-                <w:bCs/>
                 <w:color w:val="000000" w:themeColor="text1"/>
                 <w:sz w:val="18"/>
                 <w:szCs w:val="18"/>
@@ -2179,7 +2086,6 @@
             <w:r>
               <w:rPr>
                 <w:rFonts w:eastAsiaTheme="minorEastAsia"/>
-                <w:bCs/>
                 <w:color w:val="000000" w:themeColor="text1"/>
                 <w:sz w:val="18"/>
                 <w:szCs w:val="18"/>
@@ -2189,7 +2095,6 @@
             <w:r>
               <w:rPr>
                 <w:rFonts w:eastAsiaTheme="minorEastAsia"/>
-                <w:bCs/>
                 <w:color w:val="000000" w:themeColor="text1"/>
                 <w:sz w:val="18"/>
                 <w:szCs w:val="18"/>
@@ -2201,12 +2106,12 @@
         <w:tc>
           <w:tcPr>
             <w:tcW w:w="1095" w:type="dxa"/>
-            <w:vAlign w:val="center"/>
           </w:tcPr>
           <w:p>
             <w:pPr>
               <w:pStyle w:val="Default"/>
               <w:jc w:val="center"/>
+              <w:cnfStyle w:val="000000100000" w:firstRow="0" w:lastRow="0" w:firstColumn="0" w:lastColumn="0" w:oddVBand="0" w:evenVBand="0" w:oddHBand="1" w:evenHBand="0" w:firstRowFirstColumn="0" w:firstRowLastColumn="0" w:lastRowFirstColumn="0" w:lastRowLastColumn="0"/>
               <w:rPr>
                 <w:rFonts w:eastAsiaTheme="minorEastAsia"/>
                 <w:bCs/>
@@ -2260,14 +2165,13 @@
         <w:tc>
           <w:tcPr>
             <w:tcW w:w="5142" w:type="dxa"/>
-            <w:vAlign w:val="center"/>
           </w:tcPr>
           <w:p>
             <w:pPr>
               <w:pStyle w:val="Default"/>
-              <w:spacing w:line="240" w:lineRule="auto"/>
               <w:contextualSpacing/>
               <w:jc w:val="both"/>
+              <w:cnfStyle w:val="000000100000" w:firstRow="0" w:lastRow="0" w:firstColumn="0" w:lastColumn="0" w:oddVBand="0" w:evenVBand="0" w:oddHBand="1" w:evenHBand="0" w:firstRowFirstColumn="0" w:firstRowLastColumn="0" w:lastRowFirstColumn="0" w:lastRowLastColumn="0"/>
               <w:rPr>
                 <w:rFonts w:eastAsiaTheme="minorEastAsia"/>
                 <w:bCs/>
@@ -2294,9 +2198,9 @@
                 <w:ilvl w:val="0"/>
                 <w:numId w:val="11"/>
               </w:numPr>
-              <w:spacing w:line="240" w:lineRule="auto"/>
               <w:contextualSpacing/>
               <w:jc w:val="both"/>
+              <w:cnfStyle w:val="000000100000" w:firstRow="0" w:lastRow="0" w:firstColumn="0" w:lastColumn="0" w:oddVBand="0" w:evenVBand="0" w:oddHBand="1" w:evenHBand="0" w:firstRowFirstColumn="0" w:firstRowLastColumn="0" w:lastRowFirstColumn="0" w:lastRowLastColumn="0"/>
               <w:rPr>
                 <w:rFonts w:eastAsiaTheme="minorEastAsia"/>
                 <w:bCs/>
@@ -2323,9 +2227,9 @@
                 <w:ilvl w:val="0"/>
                 <w:numId w:val="11"/>
               </w:numPr>
-              <w:spacing w:line="240" w:lineRule="auto"/>
               <w:contextualSpacing/>
               <w:jc w:val="both"/>
+              <w:cnfStyle w:val="000000100000" w:firstRow="0" w:lastRow="0" w:firstColumn="0" w:lastColumn="0" w:oddVBand="0" w:evenVBand="0" w:oddHBand="1" w:evenHBand="0" w:firstRowFirstColumn="0" w:firstRowLastColumn="0" w:lastRowFirstColumn="0" w:lastRowLastColumn="0"/>
               <w:rPr>
                 <w:rFonts w:eastAsiaTheme="minorEastAsia"/>
                 <w:bCs/>
@@ -2348,10 +2252,10 @@
           <w:p>
             <w:pPr>
               <w:pStyle w:val="Default"/>
-              <w:spacing w:line="240" w:lineRule="auto"/>
               <w:ind w:left="360"/>
               <w:contextualSpacing/>
               <w:jc w:val="both"/>
+              <w:cnfStyle w:val="000000100000" w:firstRow="0" w:lastRow="0" w:firstColumn="0" w:lastColumn="0" w:oddVBand="0" w:evenVBand="0" w:oddHBand="1" w:evenHBand="0" w:firstRowFirstColumn="0" w:firstRowLastColumn="0" w:lastRowFirstColumn="0" w:lastRowLastColumn="0"/>
               <w:rPr>
                 <w:rFonts w:eastAsiaTheme="minorEastAsia"/>
                 <w:bCs/>
@@ -2366,6 +2270,7 @@
               <w:pStyle w:val="Default"/>
               <w:contextualSpacing/>
               <w:jc w:val="both"/>
+              <w:cnfStyle w:val="000000100000" w:firstRow="0" w:lastRow="0" w:firstColumn="0" w:lastColumn="0" w:oddVBand="0" w:evenVBand="0" w:oddHBand="1" w:evenHBand="0" w:firstRowFirstColumn="0" w:firstRowLastColumn="0" w:lastRowFirstColumn="0" w:lastRowLastColumn="0"/>
               <w:rPr>
                 <w:rFonts w:eastAsiaTheme="minorEastAsia"/>
                 <w:bCs/>
@@ -2410,6 +2315,7 @@
               <w:pStyle w:val="Default"/>
               <w:contextualSpacing/>
               <w:jc w:val="both"/>
+              <w:cnfStyle w:val="000000100000" w:firstRow="0" w:lastRow="0" w:firstColumn="0" w:lastColumn="0" w:oddVBand="0" w:evenVBand="0" w:oddHBand="1" w:evenHBand="0" w:firstRowFirstColumn="0" w:firstRowLastColumn="0" w:lastRowFirstColumn="0" w:lastRowLastColumn="0"/>
               <w:rPr>
                 <w:rFonts w:eastAsiaTheme="minorEastAsia"/>
                 <w:bCs/>
@@ -2432,8 +2338,8 @@
           <w:p>
             <w:pPr>
               <w:pStyle w:val="Default"/>
-              <w:spacing w:line="240" w:lineRule="auto"/>
               <w:jc w:val="both"/>
+              <w:cnfStyle w:val="000000100000" w:firstRow="0" w:lastRow="0" w:firstColumn="0" w:lastColumn="0" w:oddVBand="0" w:evenVBand="0" w:oddHBand="1" w:evenHBand="0" w:firstRowFirstColumn="0" w:firstRowLastColumn="0" w:lastRowFirstColumn="0" w:lastRowLastColumn="0"/>
               <w:rPr>
                 <w:rFonts w:eastAsiaTheme="minorEastAsia"/>
                 <w:bCs/>
@@ -2458,8 +2364,8 @@
           <w:p>
             <w:pPr>
               <w:pStyle w:val="Default"/>
-              <w:spacing w:line="240" w:lineRule="auto"/>
               <w:jc w:val="both"/>
+              <w:cnfStyle w:val="000000100000" w:firstRow="0" w:lastRow="0" w:firstColumn="0" w:lastColumn="0" w:oddVBand="0" w:evenVBand="0" w:oddHBand="1" w:evenHBand="0" w:firstRowFirstColumn="0" w:firstRowLastColumn="0" w:lastRowFirstColumn="0" w:lastRowLastColumn="0"/>
               <w:rPr>
                 <w:rFonts w:eastAsiaTheme="minorEastAsia"/>
                 <w:bCs/>
@@ -2518,9 +2424,9 @@
       <w:tr>
         <w:tc>
           <w:tcPr>
+            <w:cnfStyle w:val="001000000000" w:firstRow="0" w:lastRow="0" w:firstColumn="1" w:lastColumn="0" w:oddVBand="0" w:evenVBand="0" w:oddHBand="0" w:evenHBand="0" w:firstRowFirstColumn="0" w:firstRowLastColumn="0" w:lastRowFirstColumn="0" w:lastRowLastColumn="0"/>
             <w:tcW w:w="1701" w:type="dxa"/>
             <w:vMerge/>
-            <w:vAlign w:val="center"/>
           </w:tcPr>
           <w:p>
             <w:pPr>
@@ -2528,7 +2434,7 @@
               <w:jc w:val="center"/>
               <w:rPr>
                 <w:rFonts w:eastAsiaTheme="minorEastAsia"/>
-                <w:bCs/>
+                <w:bCs w:val="0"/>
                 <w:color w:val="000000" w:themeColor="text1"/>
                 <w:sz w:val="18"/>
                 <w:szCs w:val="18"/>
@@ -2539,12 +2445,12 @@
         <w:tc>
           <w:tcPr>
             <w:tcW w:w="1095" w:type="dxa"/>
-            <w:vAlign w:val="center"/>
           </w:tcPr>
           <w:p>
             <w:pPr>
               <w:pStyle w:val="Default"/>
               <w:jc w:val="center"/>
+              <w:cnfStyle w:val="000000000000" w:firstRow="0" w:lastRow="0" w:firstColumn="0" w:lastColumn="0" w:oddVBand="0" w:evenVBand="0" w:oddHBand="0" w:evenHBand="0" w:firstRowFirstColumn="0" w:firstRowLastColumn="0" w:lastRowFirstColumn="0" w:lastRowLastColumn="0"/>
               <w:rPr>
                 <w:rFonts w:eastAsiaTheme="minorEastAsia"/>
                 <w:bCs/>
@@ -2628,13 +2534,12 @@
         <w:tc>
           <w:tcPr>
             <w:tcW w:w="5142" w:type="dxa"/>
-            <w:vAlign w:val="center"/>
           </w:tcPr>
           <w:p>
             <w:pPr>
               <w:pStyle w:val="Default"/>
-              <w:spacing w:line="240" w:lineRule="auto"/>
               <w:jc w:val="both"/>
+              <w:cnfStyle w:val="000000000000" w:firstRow="0" w:lastRow="0" w:firstColumn="0" w:lastColumn="0" w:oddVBand="0" w:evenVBand="0" w:oddHBand="0" w:evenHBand="0" w:firstRowFirstColumn="0" w:firstRowLastColumn="0" w:lastRowFirstColumn="0" w:lastRowLastColumn="0"/>
               <w:rPr>
                 <w:rFonts w:eastAsiaTheme="minorEastAsia"/>
                 <w:bCs/>
@@ -2659,8 +2564,8 @@
           <w:p>
             <w:pPr>
               <w:pStyle w:val="Default"/>
-              <w:spacing w:line="240" w:lineRule="auto"/>
               <w:jc w:val="both"/>
+              <w:cnfStyle w:val="000000000000" w:firstRow="0" w:lastRow="0" w:firstColumn="0" w:lastColumn="0" w:oddVBand="0" w:evenVBand="0" w:oddHBand="0" w:evenHBand="0" w:firstRowFirstColumn="0" w:firstRowLastColumn="0" w:lastRowFirstColumn="0" w:lastRowLastColumn="0"/>
               <w:rPr>
                 <w:rFonts w:eastAsiaTheme="minorEastAsia"/>
                 <w:bCs/>
@@ -2680,6 +2585,245 @@
                 <w:lang w:val="en-US"/>
               </w:rPr>
               <w:t>2.2.7 Lab - Explore DevNet Resources</w:t>
+            </w:r>
+          </w:p>
+        </w:tc>
+      </w:tr>
+      <w:tr>
+        <w:trPr>
+          <w:cnfStyle w:val="000000100000" w:firstRow="0" w:lastRow="0" w:firstColumn="0" w:lastColumn="0" w:oddVBand="0" w:evenVBand="0" w:oddHBand="1" w:evenHBand="0" w:firstRowFirstColumn="0" w:firstRowLastColumn="0" w:lastRowFirstColumn="0" w:lastRowLastColumn="0"/>
+        </w:trPr>
+        <w:tc>
+          <w:tcPr>
+            <w:cnfStyle w:val="001000000000" w:firstRow="0" w:lastRow="0" w:firstColumn="1" w:lastColumn="0" w:oddVBand="0" w:evenVBand="0" w:oddHBand="0" w:evenHBand="0" w:firstRowFirstColumn="0" w:firstRowLastColumn="0" w:lastRowFirstColumn="0" w:lastRowLastColumn="0"/>
+            <w:tcW w:w="1701" w:type="dxa"/>
+            <w:vMerge w:val="restart"/>
+          </w:tcPr>
+          <w:p>
+            <w:pPr>
+              <w:pStyle w:val="Default"/>
+              <w:jc w:val="center"/>
+              <w:rPr>
+                <w:rFonts w:eastAsiaTheme="minorEastAsia"/>
+                <w:bCs w:val="0"/>
+                <w:color w:val="000000" w:themeColor="text1"/>
+                <w:sz w:val="18"/>
+                <w:szCs w:val="18"/>
+              </w:rPr>
+            </w:pPr>
+            <w:r>
+              <w:rPr>
+                <w:rFonts w:eastAsiaTheme="minorEastAsia"/>
+                <w:color w:val="000000" w:themeColor="text1"/>
+                <w:sz w:val="18"/>
+                <w:szCs w:val="18"/>
+              </w:rPr>
+              <w:t>Miércoles</w:t>
+            </w:r>
+            <w:r>
+              <w:rPr>
+                <w:rFonts w:eastAsiaTheme="minorEastAsia"/>
+                <w:color w:val="000000" w:themeColor="text1"/>
+                <w:sz w:val="18"/>
+                <w:szCs w:val="18"/>
+              </w:rPr>
+              <w:t xml:space="preserve"> </w:t>
+            </w:r>
+            <w:r>
+              <w:rPr>
+                <w:rFonts w:eastAsiaTheme="minorEastAsia"/>
+                <w:color w:val="000000" w:themeColor="text1"/>
+                <w:sz w:val="18"/>
+                <w:szCs w:val="18"/>
+              </w:rPr>
+              <w:t>19</w:t>
+            </w:r>
+            <w:r>
+              <w:rPr>
+                <w:rFonts w:eastAsiaTheme="minorEastAsia"/>
+                <w:color w:val="000000" w:themeColor="text1"/>
+                <w:sz w:val="18"/>
+                <w:szCs w:val="18"/>
+              </w:rPr>
+              <w:t>/</w:t>
+            </w:r>
+            <w:r>
+              <w:rPr>
+                <w:rFonts w:eastAsiaTheme="minorEastAsia"/>
+                <w:color w:val="000000" w:themeColor="text1"/>
+                <w:sz w:val="18"/>
+                <w:szCs w:val="18"/>
+              </w:rPr>
+              <w:t>11</w:t>
+            </w:r>
+            <w:r>
+              <w:rPr>
+                <w:rFonts w:eastAsiaTheme="minorEastAsia"/>
+                <w:color w:val="000000" w:themeColor="text1"/>
+                <w:sz w:val="18"/>
+                <w:szCs w:val="18"/>
+              </w:rPr>
+              <w:t>/202</w:t>
+            </w:r>
+            <w:r>
+              <w:rPr>
+                <w:rFonts w:eastAsiaTheme="minorEastAsia"/>
+                <w:color w:val="000000" w:themeColor="text1"/>
+                <w:sz w:val="18"/>
+                <w:szCs w:val="18"/>
+              </w:rPr>
+              <w:t>5</w:t>
+            </w:r>
+          </w:p>
+        </w:tc>
+        <w:tc>
+          <w:tcPr>
+            <w:tcW w:w="1095" w:type="dxa"/>
+          </w:tcPr>
+          <w:p>
+            <w:pPr>
+              <w:pStyle w:val="Default"/>
+              <w:jc w:val="center"/>
+              <w:cnfStyle w:val="000000100000" w:firstRow="0" w:lastRow="0" w:firstColumn="0" w:lastColumn="0" w:oddVBand="0" w:evenVBand="0" w:oddHBand="1" w:evenHBand="0" w:firstRowFirstColumn="0" w:firstRowLastColumn="0" w:lastRowFirstColumn="0" w:lastRowLastColumn="0"/>
+              <w:rPr>
+                <w:rFonts w:eastAsiaTheme="minorEastAsia"/>
+                <w:bCs/>
+                <w:color w:val="000000" w:themeColor="text1"/>
+                <w:sz w:val="18"/>
+                <w:szCs w:val="18"/>
+              </w:rPr>
+            </w:pPr>
+            <w:r>
+              <w:rPr>
+                <w:rFonts w:eastAsiaTheme="minorEastAsia"/>
+                <w:bCs/>
+                <w:color w:val="000000" w:themeColor="text1"/>
+                <w:sz w:val="18"/>
+                <w:szCs w:val="18"/>
+              </w:rPr>
+              <w:t xml:space="preserve">8:00 </w:t>
+            </w:r>
+            <w:r>
+              <w:rPr>
+                <w:rFonts w:eastAsiaTheme="minorEastAsia"/>
+                <w:bCs/>
+                <w:color w:val="000000" w:themeColor="text1"/>
+                <w:sz w:val="18"/>
+                <w:szCs w:val="18"/>
+              </w:rPr>
+              <w:t>A.M.</w:t>
+            </w:r>
+            <w:r>
+              <w:rPr>
+                <w:rFonts w:eastAsiaTheme="minorEastAsia"/>
+                <w:bCs/>
+                <w:color w:val="000000" w:themeColor="text1"/>
+                <w:sz w:val="18"/>
+                <w:szCs w:val="18"/>
+              </w:rPr>
+              <w:t xml:space="preserve"> a 1:00 </w:t>
+            </w:r>
+            <w:r>
+              <w:rPr>
+                <w:rFonts w:eastAsiaTheme="minorEastAsia"/>
+                <w:bCs/>
+                <w:color w:val="000000" w:themeColor="text1"/>
+                <w:sz w:val="18"/>
+                <w:szCs w:val="18"/>
+              </w:rPr>
+              <w:t>P.M.</w:t>
+            </w:r>
+          </w:p>
+        </w:tc>
+        <w:tc>
+          <w:tcPr>
+            <w:tcW w:w="5142" w:type="dxa"/>
+          </w:tcPr>
+          <w:p>
+            <w:pPr>
+              <w:pStyle w:val="Default"/>
+              <w:jc w:val="both"/>
+              <w:cnfStyle w:val="000000100000" w:firstRow="0" w:lastRow="0" w:firstColumn="0" w:lastColumn="0" w:oddVBand="0" w:evenVBand="0" w:oddHBand="1" w:evenHBand="0" w:firstRowFirstColumn="0" w:firstRowLastColumn="0" w:lastRowFirstColumn="0" w:lastRowLastColumn="0"/>
+              <w:rPr>
+                <w:rFonts w:eastAsiaTheme="minorEastAsia"/>
+                <w:bCs/>
+                <w:color w:val="000000" w:themeColor="text1"/>
+                <w:sz w:val="18"/>
+                <w:szCs w:val="18"/>
+              </w:rPr>
+            </w:pPr>
+            <w:r>
+              <w:rPr>
+                <w:rFonts w:eastAsiaTheme="minorEastAsia"/>
+                <w:bCs/>
+                <w:color w:val="000000" w:themeColor="text1"/>
+                <w:sz w:val="18"/>
+                <w:szCs w:val="18"/>
+              </w:rPr>
+              <w:t>Módulo 3 Contenido de Desarrollo y Diseño de Software</w:t>
+            </w:r>
+            <w:r>
+              <w:rPr>
+                <w:rFonts w:eastAsiaTheme="minorEastAsia"/>
+                <w:bCs/>
+                <w:color w:val="000000" w:themeColor="text1"/>
+                <w:sz w:val="18"/>
+                <w:szCs w:val="18"/>
+              </w:rPr>
+              <w:t xml:space="preserve"> </w:t>
+            </w:r>
+          </w:p>
+          <w:p>
+            <w:pPr>
+              <w:pStyle w:val="Default"/>
+              <w:jc w:val="both"/>
+              <w:cnfStyle w:val="000000100000" w:firstRow="0" w:lastRow="0" w:firstColumn="0" w:lastColumn="0" w:oddVBand="0" w:evenVBand="0" w:oddHBand="1" w:evenHBand="0" w:firstRowFirstColumn="0" w:firstRowLastColumn="0" w:lastRowFirstColumn="0" w:lastRowLastColumn="0"/>
+              <w:rPr>
+                <w:rFonts w:eastAsiaTheme="minorEastAsia"/>
+                <w:bCs/>
+                <w:color w:val="000000" w:themeColor="text1"/>
+                <w:sz w:val="18"/>
+                <w:szCs w:val="18"/>
+                <w:lang w:val="en-US"/>
+              </w:rPr>
+            </w:pPr>
+            <w:r>
+              <w:rPr>
+                <w:rFonts w:eastAsiaTheme="minorEastAsia"/>
+                <w:bCs/>
+                <w:color w:val="000000" w:themeColor="text1"/>
+                <w:sz w:val="18"/>
+                <w:szCs w:val="18"/>
+                <w:lang w:val="en-US"/>
+              </w:rPr>
+              <w:t xml:space="preserve">3.1.12 Lab - Explore Python Development Tools </w:t>
+            </w:r>
+          </w:p>
+          <w:p>
+            <w:pPr>
+              <w:pStyle w:val="Default"/>
+              <w:contextualSpacing/>
+              <w:jc w:val="both"/>
+              <w:cnfStyle w:val="000000100000" w:firstRow="0" w:lastRow="0" w:firstColumn="0" w:lastColumn="0" w:oddVBand="0" w:evenVBand="0" w:oddHBand="1" w:evenHBand="0" w:firstRowFirstColumn="0" w:firstRowLastColumn="0" w:lastRowFirstColumn="0" w:lastRowLastColumn="0"/>
+              <w:rPr>
+                <w:rFonts w:eastAsiaTheme="minorEastAsia"/>
+                <w:bCs/>
+                <w:color w:val="000000" w:themeColor="text1"/>
+                <w:sz w:val="18"/>
+                <w:szCs w:val="18"/>
+                <w:lang w:val="en-US"/>
+              </w:rPr>
+            </w:pPr>
+            <w:r>
+              <w:rPr>
+                <w:rFonts w:eastAsiaTheme="minorEastAsia"/>
+                <w:bCs/>
+                <w:color w:val="000000" w:themeColor="text1"/>
+                <w:sz w:val="18"/>
+                <w:szCs w:val="18"/>
+                <w:lang w:val="en-US"/>
+              </w:rPr>
+              <w:t>3.3.11 Lab - Software Version Control with Git</w:t>
             </w:r>
           </w:p>
         </w:tc>
@@ -2687,9 +2831,9 @@
       <w:tr>
         <w:tc>
           <w:tcPr>
+            <w:cnfStyle w:val="001000000000" w:firstRow="0" w:lastRow="0" w:firstColumn="1" w:lastColumn="0" w:oddVBand="0" w:evenVBand="0" w:oddHBand="0" w:evenHBand="0" w:firstRowFirstColumn="0" w:firstRowLastColumn="0" w:lastRowFirstColumn="0" w:lastRowLastColumn="0"/>
             <w:tcW w:w="1701" w:type="dxa"/>
-            <w:vMerge w:val="restart"/>
-            <w:vAlign w:val="center"/>
+            <w:vMerge/>
           </w:tcPr>
           <w:p>
             <w:pPr>
@@ -2697,130 +2841,91 @@
               <w:jc w:val="center"/>
               <w:rPr>
                 <w:rFonts w:eastAsiaTheme="minorEastAsia"/>
-                <w:bCs/>
-                <w:color w:val="000000" w:themeColor="text1"/>
-                <w:sz w:val="18"/>
-                <w:szCs w:val="18"/>
-              </w:rPr>
-            </w:pPr>
-            <w:r>
-              <w:rPr>
-                <w:rFonts w:eastAsiaTheme="minorEastAsia"/>
-                <w:bCs/>
-                <w:color w:val="000000" w:themeColor="text1"/>
-                <w:sz w:val="18"/>
-                <w:szCs w:val="18"/>
-              </w:rPr>
-              <w:t>Miércoles</w:t>
-            </w:r>
-            <w:r>
-              <w:rPr>
-                <w:rFonts w:eastAsiaTheme="minorEastAsia"/>
-                <w:bCs/>
-                <w:color w:val="000000" w:themeColor="text1"/>
-                <w:sz w:val="18"/>
-                <w:szCs w:val="18"/>
-              </w:rPr>
-              <w:t xml:space="preserve"> </w:t>
-            </w:r>
-            <w:r>
-              <w:rPr>
-                <w:rFonts w:eastAsiaTheme="minorEastAsia"/>
-                <w:bCs/>
-                <w:color w:val="000000" w:themeColor="text1"/>
-                <w:sz w:val="18"/>
-                <w:szCs w:val="18"/>
-              </w:rPr>
-              <w:t>19</w:t>
-            </w:r>
-            <w:r>
-              <w:rPr>
-                <w:rFonts w:eastAsiaTheme="minorEastAsia"/>
-                <w:bCs/>
-                <w:color w:val="000000" w:themeColor="text1"/>
-                <w:sz w:val="18"/>
-                <w:szCs w:val="18"/>
-              </w:rPr>
-              <w:t>/</w:t>
-            </w:r>
-            <w:r>
-              <w:rPr>
-                <w:rFonts w:eastAsiaTheme="minorEastAsia"/>
-                <w:bCs/>
-                <w:color w:val="000000" w:themeColor="text1"/>
-                <w:sz w:val="18"/>
-                <w:szCs w:val="18"/>
-              </w:rPr>
-              <w:t>11</w:t>
-            </w:r>
-            <w:r>
-              <w:rPr>
-                <w:rFonts w:eastAsiaTheme="minorEastAsia"/>
-                <w:bCs/>
-                <w:color w:val="000000" w:themeColor="text1"/>
-                <w:sz w:val="18"/>
-                <w:szCs w:val="18"/>
-              </w:rPr>
-              <w:t>/202</w:t>
-            </w:r>
-            <w:r>
-              <w:rPr>
-                <w:rFonts w:eastAsiaTheme="minorEastAsia"/>
-                <w:bCs/>
-                <w:color w:val="000000" w:themeColor="text1"/>
-                <w:sz w:val="18"/>
-                <w:szCs w:val="18"/>
-              </w:rPr>
-              <w:t>5</w:t>
-            </w:r>
+                <w:bCs w:val="0"/>
+                <w:color w:val="000000" w:themeColor="text1"/>
+                <w:sz w:val="18"/>
+                <w:szCs w:val="18"/>
+                <w:lang w:val="en-US"/>
+              </w:rPr>
+            </w:pPr>
           </w:p>
         </w:tc>
         <w:tc>
           <w:tcPr>
             <w:tcW w:w="1095" w:type="dxa"/>
-            <w:vAlign w:val="center"/>
           </w:tcPr>
           <w:p>
             <w:pPr>
               <w:pStyle w:val="Default"/>
               <w:jc w:val="center"/>
-              <w:rPr>
-                <w:rFonts w:eastAsiaTheme="minorEastAsia"/>
-                <w:bCs/>
-                <w:color w:val="000000" w:themeColor="text1"/>
-                <w:sz w:val="18"/>
-                <w:szCs w:val="18"/>
-              </w:rPr>
-            </w:pPr>
-            <w:r>
-              <w:rPr>
-                <w:rFonts w:eastAsiaTheme="minorEastAsia"/>
-                <w:bCs/>
-                <w:color w:val="000000" w:themeColor="text1"/>
-                <w:sz w:val="18"/>
-                <w:szCs w:val="18"/>
-              </w:rPr>
-              <w:t xml:space="preserve">8:00 </w:t>
-            </w:r>
-            <w:r>
-              <w:rPr>
-                <w:rFonts w:eastAsiaTheme="minorEastAsia"/>
-                <w:bCs/>
-                <w:color w:val="000000" w:themeColor="text1"/>
-                <w:sz w:val="18"/>
-                <w:szCs w:val="18"/>
-              </w:rPr>
-              <w:t>A.M.</w:t>
-            </w:r>
-            <w:r>
-              <w:rPr>
-                <w:rFonts w:eastAsiaTheme="minorEastAsia"/>
-                <w:bCs/>
-                <w:color w:val="000000" w:themeColor="text1"/>
-                <w:sz w:val="18"/>
-                <w:szCs w:val="18"/>
-              </w:rPr>
-              <w:t xml:space="preserve"> a 1:00 </w:t>
+              <w:cnfStyle w:val="000000000000" w:firstRow="0" w:lastRow="0" w:firstColumn="0" w:lastColumn="0" w:oddVBand="0" w:evenVBand="0" w:oddHBand="0" w:evenHBand="0" w:firstRowFirstColumn="0" w:firstRowLastColumn="0" w:lastRowFirstColumn="0" w:lastRowLastColumn="0"/>
+              <w:rPr>
+                <w:rFonts w:eastAsiaTheme="minorEastAsia"/>
+                <w:bCs/>
+                <w:color w:val="000000" w:themeColor="text1"/>
+                <w:sz w:val="18"/>
+                <w:szCs w:val="18"/>
+              </w:rPr>
+            </w:pPr>
+            <w:r>
+              <w:rPr>
+                <w:rFonts w:eastAsiaTheme="minorEastAsia"/>
+                <w:bCs/>
+                <w:color w:val="000000" w:themeColor="text1"/>
+                <w:sz w:val="18"/>
+                <w:szCs w:val="18"/>
+              </w:rPr>
+              <w:t>2</w:t>
+            </w:r>
+            <w:r>
+              <w:rPr>
+                <w:rFonts w:eastAsiaTheme="minorEastAsia"/>
+                <w:bCs/>
+                <w:color w:val="000000" w:themeColor="text1"/>
+                <w:sz w:val="18"/>
+                <w:szCs w:val="18"/>
+              </w:rPr>
+              <w:t xml:space="preserve">:00 </w:t>
+            </w:r>
+            <w:r>
+              <w:rPr>
+                <w:rFonts w:eastAsiaTheme="minorEastAsia"/>
+                <w:bCs/>
+                <w:color w:val="000000" w:themeColor="text1"/>
+                <w:sz w:val="18"/>
+                <w:szCs w:val="18"/>
+              </w:rPr>
+              <w:t>P.M.</w:t>
+            </w:r>
+            <w:r>
+              <w:rPr>
+                <w:rFonts w:eastAsiaTheme="minorEastAsia"/>
+                <w:bCs/>
+                <w:color w:val="000000" w:themeColor="text1"/>
+                <w:sz w:val="18"/>
+                <w:szCs w:val="18"/>
+              </w:rPr>
+              <w:t xml:space="preserve"> a </w:t>
+            </w:r>
+            <w:r>
+              <w:rPr>
+                <w:rFonts w:eastAsiaTheme="minorEastAsia"/>
+                <w:bCs/>
+                <w:color w:val="000000" w:themeColor="text1"/>
+                <w:sz w:val="18"/>
+                <w:szCs w:val="18"/>
+              </w:rPr>
+              <w:t>5</w:t>
+            </w:r>
+            <w:r>
+              <w:rPr>
+                <w:rFonts w:eastAsiaTheme="minorEastAsia"/>
+                <w:bCs/>
+                <w:color w:val="000000" w:themeColor="text1"/>
+                <w:sz w:val="18"/>
+                <w:szCs w:val="18"/>
+              </w:rPr>
+              <w:t xml:space="preserve">:00 </w:t>
             </w:r>
             <w:r>
               <w:rPr>
@@ -2837,47 +2942,38 @@
         <w:tc>
           <w:tcPr>
             <w:tcW w:w="5142" w:type="dxa"/>
-            <w:vAlign w:val="center"/>
           </w:tcPr>
           <w:p>
             <w:pPr>
               <w:pStyle w:val="Default"/>
-              <w:spacing w:line="240" w:lineRule="auto"/>
               <w:jc w:val="both"/>
-              <w:rPr>
-                <w:rFonts w:eastAsiaTheme="minorEastAsia"/>
-                <w:bCs/>
-                <w:color w:val="000000" w:themeColor="text1"/>
-                <w:sz w:val="18"/>
-                <w:szCs w:val="18"/>
-              </w:rPr>
-            </w:pPr>
-            <w:r>
-              <w:rPr>
-                <w:rFonts w:eastAsiaTheme="minorEastAsia"/>
-                <w:bCs/>
-                <w:color w:val="000000" w:themeColor="text1"/>
-                <w:sz w:val="18"/>
-                <w:szCs w:val="18"/>
-              </w:rPr>
-              <w:t>Módulo 3 Contenido de Desarrollo y Diseño de Software</w:t>
-            </w:r>
-            <w:r>
-              <w:rPr>
-                <w:rFonts w:eastAsiaTheme="minorEastAsia"/>
-                <w:bCs/>
-                <w:color w:val="000000" w:themeColor="text1"/>
-                <w:sz w:val="18"/>
-                <w:szCs w:val="18"/>
-              </w:rPr>
-              <w:t xml:space="preserve"> </w:t>
+              <w:cnfStyle w:val="000000000000" w:firstRow="0" w:lastRow="0" w:firstColumn="0" w:lastColumn="0" w:oddVBand="0" w:evenVBand="0" w:oddHBand="0" w:evenHBand="0" w:firstRowFirstColumn="0" w:firstRowLastColumn="0" w:lastRowFirstColumn="0" w:lastRowLastColumn="0"/>
+              <w:rPr>
+                <w:rFonts w:eastAsiaTheme="minorEastAsia"/>
+                <w:bCs/>
+                <w:color w:val="000000" w:themeColor="text1"/>
+                <w:sz w:val="18"/>
+                <w:szCs w:val="18"/>
+                <w:lang w:val="en-US"/>
+              </w:rPr>
+            </w:pPr>
+            <w:r>
+              <w:rPr>
+                <w:rFonts w:eastAsiaTheme="minorEastAsia"/>
+                <w:bCs/>
+                <w:color w:val="000000" w:themeColor="text1"/>
+                <w:sz w:val="18"/>
+                <w:szCs w:val="18"/>
+                <w:lang w:val="en-US"/>
+              </w:rPr>
+              <w:t>3.4.6 Lab - Explore Python Classes</w:t>
             </w:r>
           </w:p>
           <w:p>
             <w:pPr>
               <w:pStyle w:val="Default"/>
-              <w:spacing w:line="240" w:lineRule="auto"/>
               <w:jc w:val="both"/>
+              <w:cnfStyle w:val="000000000000" w:firstRow="0" w:lastRow="0" w:firstColumn="0" w:lastColumn="0" w:oddVBand="0" w:evenVBand="0" w:oddHBand="0" w:evenHBand="0" w:firstRowFirstColumn="0" w:firstRowLastColumn="0" w:lastRowFirstColumn="0" w:lastRowLastColumn="0"/>
               <w:rPr>
                 <w:rFonts w:eastAsiaTheme="minorEastAsia"/>
                 <w:bCs/>
@@ -2896,15 +2992,15 @@
                 <w:szCs w:val="18"/>
                 <w:lang w:val="en-US"/>
               </w:rPr>
-              <w:t xml:space="preserve">3.1.12 Lab - Explore Python Development Tools </w:t>
+              <w:t>3.5.7 Lab - Create a Python Unit Test</w:t>
             </w:r>
           </w:p>
           <w:p>
             <w:pPr>
               <w:pStyle w:val="Default"/>
-              <w:spacing w:line="240" w:lineRule="auto"/>
               <w:contextualSpacing/>
               <w:jc w:val="both"/>
+              <w:cnfStyle w:val="000000000000" w:firstRow="0" w:lastRow="0" w:firstColumn="0" w:lastColumn="0" w:oddVBand="0" w:evenVBand="0" w:oddHBand="0" w:evenHBand="0" w:firstRowFirstColumn="0" w:firstRowLastColumn="0" w:lastRowFirstColumn="0" w:lastRowLastColumn="0"/>
               <w:rPr>
                 <w:rFonts w:eastAsiaTheme="minorEastAsia"/>
                 <w:bCs/>
@@ -2923,7 +3019,298 @@
                 <w:szCs w:val="18"/>
                 <w:lang w:val="en-US"/>
               </w:rPr>
-              <w:t>3.3.11 Lab - Software Version Control with Git</w:t>
+              <w:t>3.6.6 Lab - Parse Different Data Types with Python</w:t>
+            </w:r>
+          </w:p>
+          <w:p>
+            <w:pPr>
+              <w:pStyle w:val="Default"/>
+              <w:contextualSpacing/>
+              <w:jc w:val="both"/>
+              <w:cnfStyle w:val="000000000000" w:firstRow="0" w:lastRow="0" w:firstColumn="0" w:lastColumn="0" w:oddVBand="0" w:evenVBand="0" w:oddHBand="0" w:evenHBand="0" w:firstRowFirstColumn="0" w:firstRowLastColumn="0" w:lastRowFirstColumn="0" w:lastRowLastColumn="0"/>
+              <w:rPr>
+                <w:rFonts w:eastAsiaTheme="minorEastAsia"/>
+                <w:bCs/>
+                <w:color w:val="000000" w:themeColor="text1"/>
+                <w:sz w:val="18"/>
+                <w:szCs w:val="18"/>
+                <w:lang w:val="en-US"/>
+              </w:rPr>
+            </w:pPr>
+          </w:p>
+          <w:p>
+            <w:pPr>
+              <w:pStyle w:val="Default"/>
+              <w:contextualSpacing/>
+              <w:jc w:val="both"/>
+              <w:cnfStyle w:val="000000000000" w:firstRow="0" w:lastRow="0" w:firstColumn="0" w:lastColumn="0" w:oddVBand="0" w:evenVBand="0" w:oddHBand="0" w:evenHBand="0" w:firstRowFirstColumn="0" w:firstRowLastColumn="0" w:lastRowFirstColumn="0" w:lastRowLastColumn="0"/>
+              <w:rPr>
+                <w:rFonts w:eastAsiaTheme="minorEastAsia"/>
+                <w:bCs/>
+                <w:color w:val="000000" w:themeColor="text1"/>
+                <w:sz w:val="18"/>
+                <w:szCs w:val="18"/>
+                <w:lang w:val="en-US"/>
+              </w:rPr>
+            </w:pPr>
+            <w:r>
+              <w:rPr>
+                <w:rFonts w:eastAsiaTheme="minorEastAsia"/>
+                <w:bCs/>
+                <w:color w:val="000000" w:themeColor="text1"/>
+                <w:sz w:val="18"/>
+                <w:szCs w:val="18"/>
+                <w:lang w:val="en-US"/>
+              </w:rPr>
+              <w:t xml:space="preserve">Examen del </w:t>
+            </w:r>
+            <w:r>
+              <w:rPr>
+                <w:rFonts w:eastAsiaTheme="minorEastAsia"/>
+                <w:bCs/>
+                <w:color w:val="000000" w:themeColor="text1"/>
+                <w:sz w:val="18"/>
+                <w:szCs w:val="18"/>
+                <w:lang w:val="en-US"/>
+              </w:rPr>
+              <w:t>módulo 1 y 2</w:t>
+            </w:r>
+          </w:p>
+        </w:tc>
+      </w:tr>
+      <w:tr>
+        <w:trPr>
+          <w:cnfStyle w:val="000000100000" w:firstRow="0" w:lastRow="0" w:firstColumn="0" w:lastColumn="0" w:oddVBand="0" w:evenVBand="0" w:oddHBand="1" w:evenHBand="0" w:firstRowFirstColumn="0" w:firstRowLastColumn="0" w:lastRowFirstColumn="0" w:lastRowLastColumn="0"/>
+        </w:trPr>
+        <w:tc>
+          <w:tcPr>
+            <w:cnfStyle w:val="001000000000" w:firstRow="0" w:lastRow="0" w:firstColumn="1" w:lastColumn="0" w:oddVBand="0" w:evenVBand="0" w:oddHBand="0" w:evenHBand="0" w:firstRowFirstColumn="0" w:firstRowLastColumn="0" w:lastRowFirstColumn="0" w:lastRowLastColumn="0"/>
+            <w:tcW w:w="1701" w:type="dxa"/>
+            <w:vMerge w:val="restart"/>
+          </w:tcPr>
+          <w:p>
+            <w:pPr>
+              <w:pStyle w:val="Default"/>
+              <w:jc w:val="center"/>
+              <w:rPr>
+                <w:rFonts w:eastAsiaTheme="minorEastAsia"/>
+                <w:bCs w:val="0"/>
+                <w:color w:val="000000" w:themeColor="text1"/>
+                <w:sz w:val="18"/>
+                <w:szCs w:val="18"/>
+              </w:rPr>
+            </w:pPr>
+            <w:r>
+              <w:rPr>
+                <w:rFonts w:eastAsiaTheme="minorEastAsia"/>
+                <w:color w:val="000000" w:themeColor="text1"/>
+                <w:sz w:val="18"/>
+                <w:szCs w:val="18"/>
+              </w:rPr>
+              <w:t>Jueves</w:t>
+            </w:r>
+          </w:p>
+          <w:p>
+            <w:pPr>
+              <w:pStyle w:val="Default"/>
+              <w:jc w:val="center"/>
+              <w:rPr>
+                <w:rFonts w:eastAsiaTheme="minorEastAsia"/>
+                <w:bCs w:val="0"/>
+                <w:color w:val="000000" w:themeColor="text1"/>
+                <w:sz w:val="18"/>
+                <w:szCs w:val="18"/>
+              </w:rPr>
+            </w:pPr>
+            <w:r>
+              <w:rPr>
+                <w:rFonts w:eastAsiaTheme="minorEastAsia"/>
+                <w:color w:val="000000" w:themeColor="text1"/>
+                <w:sz w:val="18"/>
+                <w:szCs w:val="18"/>
+              </w:rPr>
+              <w:t xml:space="preserve"> </w:t>
+            </w:r>
+            <w:r>
+              <w:rPr>
+                <w:rFonts w:eastAsiaTheme="minorEastAsia"/>
+                <w:color w:val="000000" w:themeColor="text1"/>
+                <w:sz w:val="18"/>
+                <w:szCs w:val="18"/>
+              </w:rPr>
+              <w:t>20</w:t>
+            </w:r>
+            <w:r>
+              <w:rPr>
+                <w:rFonts w:eastAsiaTheme="minorEastAsia"/>
+                <w:color w:val="000000" w:themeColor="text1"/>
+                <w:sz w:val="18"/>
+                <w:szCs w:val="18"/>
+              </w:rPr>
+              <w:t>/</w:t>
+            </w:r>
+            <w:r>
+              <w:rPr>
+                <w:rFonts w:eastAsiaTheme="minorEastAsia"/>
+                <w:color w:val="000000" w:themeColor="text1"/>
+                <w:sz w:val="18"/>
+                <w:szCs w:val="18"/>
+              </w:rPr>
+              <w:t>11</w:t>
+            </w:r>
+            <w:r>
+              <w:rPr>
+                <w:rFonts w:eastAsiaTheme="minorEastAsia"/>
+                <w:color w:val="000000" w:themeColor="text1"/>
+                <w:sz w:val="18"/>
+                <w:szCs w:val="18"/>
+              </w:rPr>
+              <w:t>/202</w:t>
+            </w:r>
+            <w:r>
+              <w:rPr>
+                <w:rFonts w:eastAsiaTheme="minorEastAsia"/>
+                <w:color w:val="000000" w:themeColor="text1"/>
+                <w:sz w:val="18"/>
+                <w:szCs w:val="18"/>
+              </w:rPr>
+              <w:t>5</w:t>
+            </w:r>
+          </w:p>
+        </w:tc>
+        <w:tc>
+          <w:tcPr>
+            <w:tcW w:w="1095" w:type="dxa"/>
+          </w:tcPr>
+          <w:p>
+            <w:pPr>
+              <w:pStyle w:val="Default"/>
+              <w:jc w:val="center"/>
+              <w:cnfStyle w:val="000000100000" w:firstRow="0" w:lastRow="0" w:firstColumn="0" w:lastColumn="0" w:oddVBand="0" w:evenVBand="0" w:oddHBand="1" w:evenHBand="0" w:firstRowFirstColumn="0" w:firstRowLastColumn="0" w:lastRowFirstColumn="0" w:lastRowLastColumn="0"/>
+              <w:rPr>
+                <w:rFonts w:eastAsiaTheme="minorEastAsia"/>
+                <w:bCs/>
+                <w:color w:val="000000" w:themeColor="text1"/>
+                <w:sz w:val="18"/>
+                <w:szCs w:val="18"/>
+              </w:rPr>
+            </w:pPr>
+            <w:r>
+              <w:rPr>
+                <w:rFonts w:eastAsiaTheme="minorEastAsia"/>
+                <w:bCs/>
+                <w:color w:val="000000" w:themeColor="text1"/>
+                <w:sz w:val="18"/>
+                <w:szCs w:val="18"/>
+              </w:rPr>
+              <w:t xml:space="preserve">8:00 </w:t>
+            </w:r>
+            <w:r>
+              <w:rPr>
+                <w:rFonts w:eastAsiaTheme="minorEastAsia"/>
+                <w:bCs/>
+                <w:color w:val="000000" w:themeColor="text1"/>
+                <w:sz w:val="18"/>
+                <w:szCs w:val="18"/>
+              </w:rPr>
+              <w:t>A.M.</w:t>
+            </w:r>
+            <w:r>
+              <w:rPr>
+                <w:rFonts w:eastAsiaTheme="minorEastAsia"/>
+                <w:bCs/>
+                <w:color w:val="000000" w:themeColor="text1"/>
+                <w:sz w:val="18"/>
+                <w:szCs w:val="18"/>
+              </w:rPr>
+              <w:t xml:space="preserve"> a 1:00 </w:t>
+            </w:r>
+            <w:r>
+              <w:rPr>
+                <w:rFonts w:eastAsiaTheme="minorEastAsia"/>
+                <w:bCs/>
+                <w:color w:val="000000" w:themeColor="text1"/>
+                <w:sz w:val="18"/>
+                <w:szCs w:val="18"/>
+              </w:rPr>
+              <w:t>P.M.</w:t>
+            </w:r>
+          </w:p>
+        </w:tc>
+        <w:tc>
+          <w:tcPr>
+            <w:tcW w:w="5142" w:type="dxa"/>
+          </w:tcPr>
+          <w:p>
+            <w:pPr>
+              <w:pStyle w:val="Default"/>
+              <w:contextualSpacing/>
+              <w:jc w:val="both"/>
+              <w:cnfStyle w:val="000000100000" w:firstRow="0" w:lastRow="0" w:firstColumn="0" w:lastColumn="0" w:oddVBand="0" w:evenVBand="0" w:oddHBand="1" w:evenHBand="0" w:firstRowFirstColumn="0" w:firstRowLastColumn="0" w:lastRowFirstColumn="0" w:lastRowLastColumn="0"/>
+              <w:rPr>
+                <w:rFonts w:eastAsiaTheme="minorEastAsia"/>
+                <w:bCs/>
+                <w:color w:val="000000" w:themeColor="text1"/>
+                <w:sz w:val="18"/>
+                <w:szCs w:val="18"/>
+              </w:rPr>
+            </w:pPr>
+            <w:r>
+              <w:rPr>
+                <w:rFonts w:eastAsiaTheme="minorEastAsia"/>
+                <w:bCs/>
+                <w:color w:val="000000" w:themeColor="text1"/>
+                <w:sz w:val="18"/>
+                <w:szCs w:val="18"/>
+              </w:rPr>
+              <w:t>Módul</w:t>
+            </w:r>
+            <w:r>
+              <w:rPr>
+                <w:rFonts w:eastAsiaTheme="minorEastAsia"/>
+                <w:bCs/>
+                <w:color w:val="000000" w:themeColor="text1"/>
+                <w:sz w:val="18"/>
+                <w:szCs w:val="18"/>
+              </w:rPr>
+              <w:t>o</w:t>
+            </w:r>
+            <w:r>
+              <w:rPr>
+                <w:rFonts w:eastAsiaTheme="minorEastAsia"/>
+                <w:bCs/>
+                <w:color w:val="000000" w:themeColor="text1"/>
+                <w:sz w:val="18"/>
+                <w:szCs w:val="18"/>
+              </w:rPr>
+              <w:t xml:space="preserve"> 4 Conocimiento y Uso de API</w:t>
+            </w:r>
+          </w:p>
+          <w:p>
+            <w:pPr>
+              <w:pStyle w:val="Default"/>
+              <w:contextualSpacing/>
+              <w:jc w:val="both"/>
+              <w:cnfStyle w:val="000000100000" w:firstRow="0" w:lastRow="0" w:firstColumn="0" w:lastColumn="0" w:oddVBand="0" w:evenVBand="0" w:oddHBand="1" w:evenHBand="0" w:firstRowFirstColumn="0" w:firstRowLastColumn="0" w:lastRowFirstColumn="0" w:lastRowLastColumn="0"/>
+              <w:rPr>
+                <w:rFonts w:eastAsiaTheme="minorEastAsia"/>
+                <w:bCs/>
+                <w:color w:val="000000" w:themeColor="text1"/>
+                <w:sz w:val="18"/>
+                <w:szCs w:val="18"/>
+                <w:lang w:val="en-US"/>
+              </w:rPr>
+            </w:pPr>
+            <w:r>
+              <w:rPr>
+                <w:rFonts w:eastAsiaTheme="minorEastAsia"/>
+                <w:bCs/>
+                <w:color w:val="000000" w:themeColor="text1"/>
+                <w:sz w:val="18"/>
+                <w:szCs w:val="18"/>
+                <w:lang w:val="en-US"/>
+              </w:rPr>
+              <w:t>4.5.5 Lab - Explore REST APIs with API Simulator and Postman</w:t>
             </w:r>
           </w:p>
         </w:tc>
@@ -2931,9 +3318,9 @@
       <w:tr>
         <w:tc>
           <w:tcPr>
+            <w:cnfStyle w:val="001000000000" w:firstRow="0" w:lastRow="0" w:firstColumn="1" w:lastColumn="0" w:oddVBand="0" w:evenVBand="0" w:oddHBand="0" w:evenHBand="0" w:firstRowFirstColumn="0" w:firstRowLastColumn="0" w:lastRowFirstColumn="0" w:lastRowLastColumn="0"/>
             <w:tcW w:w="1701" w:type="dxa"/>
             <w:vMerge/>
-            <w:vAlign w:val="center"/>
           </w:tcPr>
           <w:p>
             <w:pPr>
@@ -2941,7 +3328,7 @@
               <w:jc w:val="center"/>
               <w:rPr>
                 <w:rFonts w:eastAsiaTheme="minorEastAsia"/>
-                <w:bCs/>
+                <w:bCs w:val="0"/>
                 <w:color w:val="000000" w:themeColor="text1"/>
                 <w:sz w:val="18"/>
                 <w:szCs w:val="18"/>
@@ -2953,12 +3340,12 @@
         <w:tc>
           <w:tcPr>
             <w:tcW w:w="1095" w:type="dxa"/>
-            <w:vAlign w:val="center"/>
           </w:tcPr>
           <w:p>
             <w:pPr>
               <w:pStyle w:val="Default"/>
               <w:jc w:val="center"/>
+              <w:cnfStyle w:val="000000000000" w:firstRow="0" w:lastRow="0" w:firstColumn="0" w:lastColumn="0" w:oddVBand="0" w:evenVBand="0" w:oddHBand="0" w:evenHBand="0" w:firstRowFirstColumn="0" w:firstRowLastColumn="0" w:lastRowFirstColumn="0" w:lastRowLastColumn="0"/>
               <w:rPr>
                 <w:rFonts w:eastAsiaTheme="minorEastAsia"/>
                 <w:bCs/>
@@ -3035,20 +3422,19 @@
                 <w:sz w:val="18"/>
                 <w:szCs w:val="18"/>
               </w:rPr>
-              <w:t>P.M.</w:t>
+              <w:t>P.M</w:t>
             </w:r>
           </w:p>
         </w:tc>
         <w:tc>
           <w:tcPr>
             <w:tcW w:w="5142" w:type="dxa"/>
-            <w:vAlign w:val="center"/>
           </w:tcPr>
           <w:p>
             <w:pPr>
               <w:pStyle w:val="Default"/>
-              <w:spacing w:line="240" w:lineRule="auto"/>
               <w:jc w:val="both"/>
+              <w:cnfStyle w:val="000000000000" w:firstRow="0" w:lastRow="0" w:firstColumn="0" w:lastColumn="0" w:oddVBand="0" w:evenVBand="0" w:oddHBand="0" w:evenHBand="0" w:firstRowFirstColumn="0" w:firstRowLastColumn="0" w:lastRowFirstColumn="0" w:lastRowLastColumn="0"/>
               <w:rPr>
                 <w:rFonts w:eastAsiaTheme="minorEastAsia"/>
                 <w:bCs/>
@@ -3067,41 +3453,15 @@
                 <w:szCs w:val="18"/>
                 <w:lang w:val="en-US"/>
               </w:rPr>
-              <w:t>3.4.6 Lab - Explore Python Classes</w:t>
+              <w:t>4.9.2 Lab - Integrate a REST API in a Python Application</w:t>
             </w:r>
           </w:p>
           <w:p>
             <w:pPr>
               <w:pStyle w:val="Default"/>
-              <w:spacing w:line="240" w:lineRule="auto"/>
-              <w:jc w:val="both"/>
-              <w:rPr>
-                <w:rFonts w:eastAsiaTheme="minorEastAsia"/>
-                <w:bCs/>
-                <w:color w:val="000000" w:themeColor="text1"/>
-                <w:sz w:val="18"/>
-                <w:szCs w:val="18"/>
-                <w:lang w:val="en-US"/>
-              </w:rPr>
-            </w:pPr>
-            <w:r>
-              <w:rPr>
-                <w:rFonts w:eastAsiaTheme="minorEastAsia"/>
-                <w:bCs/>
-                <w:color w:val="000000" w:themeColor="text1"/>
-                <w:sz w:val="18"/>
-                <w:szCs w:val="18"/>
-                <w:lang w:val="en-US"/>
-              </w:rPr>
-              <w:t>3.5.7 Lab - Create a Python Unit Test</w:t>
-            </w:r>
-          </w:p>
-          <w:p>
-            <w:pPr>
-              <w:pStyle w:val="Default"/>
-              <w:spacing w:line="240" w:lineRule="auto"/>
               <w:contextualSpacing/>
               <w:jc w:val="both"/>
+              <w:cnfStyle w:val="000000000000" w:firstRow="0" w:lastRow="0" w:firstColumn="0" w:lastColumn="0" w:oddVBand="0" w:evenVBand="0" w:oddHBand="0" w:evenHBand="0" w:firstRowFirstColumn="0" w:firstRowLastColumn="0" w:lastRowFirstColumn="0" w:lastRowLastColumn="0"/>
               <w:rPr>
                 <w:rFonts w:eastAsiaTheme="minorEastAsia"/>
                 <w:bCs/>
@@ -3120,15 +3480,9 @@
                 <w:szCs w:val="18"/>
                 <w:lang w:val="en-US"/>
               </w:rPr>
-              <w:t>3.6.6 Lab - Parse Different Data Types with Python</w:t>
-            </w:r>
-          </w:p>
-          <w:p>
-            <w:pPr>
-              <w:pStyle w:val="Default"/>
-              <w:spacing w:line="240" w:lineRule="auto"/>
-              <w:contextualSpacing/>
-              <w:jc w:val="both"/>
+              <w:t xml:space="preserve">Examen del </w:t>
+            </w:r>
+            <w:r>
               <w:rPr>
                 <w:rFonts w:eastAsiaTheme="minorEastAsia"/>
                 <w:bCs/>
@@ -3137,54 +3491,19 @@
                 <w:szCs w:val="18"/>
                 <w:lang w:val="en-US"/>
               </w:rPr>
-            </w:pPr>
-          </w:p>
-          <w:p>
-            <w:pPr>
-              <w:pStyle w:val="Default"/>
-              <w:spacing w:line="240" w:lineRule="auto"/>
-              <w:contextualSpacing/>
-              <w:jc w:val="both"/>
-              <w:rPr>
-                <w:rFonts w:eastAsiaTheme="minorEastAsia"/>
-                <w:bCs/>
-                <w:color w:val="000000" w:themeColor="text1"/>
-                <w:sz w:val="18"/>
-                <w:szCs w:val="18"/>
-                <w:lang w:val="en-US"/>
-              </w:rPr>
-            </w:pPr>
-            <w:r>
-              <w:rPr>
-                <w:rFonts w:eastAsiaTheme="minorEastAsia"/>
-                <w:bCs/>
-                <w:color w:val="000000" w:themeColor="text1"/>
-                <w:sz w:val="18"/>
-                <w:szCs w:val="18"/>
-                <w:lang w:val="en-US"/>
-              </w:rPr>
-              <w:t xml:space="preserve">Examen del </w:t>
-            </w:r>
-            <w:r>
-              <w:rPr>
-                <w:rFonts w:eastAsiaTheme="minorEastAsia"/>
-                <w:bCs/>
-                <w:color w:val="000000" w:themeColor="text1"/>
-                <w:sz w:val="18"/>
-                <w:szCs w:val="18"/>
-                <w:lang w:val="en-US"/>
-              </w:rPr>
-              <w:t>módulo 1 y 2</w:t>
+              <w:t>módulo 3</w:t>
             </w:r>
           </w:p>
         </w:tc>
       </w:tr>
       <w:tr>
+        <w:trPr>
+          <w:cnfStyle w:val="000000100000" w:firstRow="0" w:lastRow="0" w:firstColumn="0" w:lastColumn="0" w:oddVBand="0" w:evenVBand="0" w:oddHBand="1" w:evenHBand="0" w:firstRowFirstColumn="0" w:firstRowLastColumn="0" w:lastRowFirstColumn="0" w:lastRowLastColumn="0"/>
+        </w:trPr>
         <w:tc>
           <w:tcPr>
+            <w:cnfStyle w:val="001000000000" w:firstRow="0" w:lastRow="0" w:firstColumn="1" w:lastColumn="0" w:oddVBand="0" w:evenVBand="0" w:oddHBand="0" w:evenHBand="0" w:firstRowFirstColumn="0" w:firstRowLastColumn="0" w:lastRowFirstColumn="0" w:lastRowLastColumn="0"/>
             <w:tcW w:w="1701" w:type="dxa"/>
-            <w:vMerge w:val="restart"/>
-            <w:vAlign w:val="center"/>
           </w:tcPr>
           <w:p>
             <w:pPr>
@@ -3192,21 +3511,20 @@
               <w:jc w:val="center"/>
               <w:rPr>
                 <w:rFonts w:eastAsiaTheme="minorEastAsia"/>
-                <w:bCs/>
-                <w:color w:val="000000" w:themeColor="text1"/>
-                <w:sz w:val="18"/>
-                <w:szCs w:val="18"/>
-              </w:rPr>
-            </w:pPr>
-            <w:r>
-              <w:rPr>
-                <w:rFonts w:eastAsiaTheme="minorEastAsia"/>
-                <w:bCs/>
-                <w:color w:val="000000" w:themeColor="text1"/>
-                <w:sz w:val="18"/>
-                <w:szCs w:val="18"/>
-              </w:rPr>
-              <w:t>Jueves</w:t>
+                <w:bCs w:val="0"/>
+                <w:color w:val="000000" w:themeColor="text1"/>
+                <w:sz w:val="18"/>
+                <w:szCs w:val="18"/>
+              </w:rPr>
+            </w:pPr>
+            <w:r>
+              <w:rPr>
+                <w:rFonts w:eastAsiaTheme="minorEastAsia"/>
+                <w:color w:val="000000" w:themeColor="text1"/>
+                <w:sz w:val="18"/>
+                <w:szCs w:val="18"/>
+              </w:rPr>
+              <w:t>Viernes</w:t>
             </w:r>
           </w:p>
           <w:p>
@@ -3215,16 +3533,15 @@
               <w:jc w:val="center"/>
               <w:rPr>
                 <w:rFonts w:eastAsiaTheme="minorEastAsia"/>
-                <w:bCs/>
-                <w:color w:val="000000" w:themeColor="text1"/>
-                <w:sz w:val="18"/>
-                <w:szCs w:val="18"/>
-              </w:rPr>
-            </w:pPr>
-            <w:r>
-              <w:rPr>
-                <w:rFonts w:eastAsiaTheme="minorEastAsia"/>
-                <w:bCs/>
+                <w:bCs w:val="0"/>
+                <w:color w:val="000000" w:themeColor="text1"/>
+                <w:sz w:val="18"/>
+                <w:szCs w:val="18"/>
+              </w:rPr>
+            </w:pPr>
+            <w:r>
+              <w:rPr>
+                <w:rFonts w:eastAsiaTheme="minorEastAsia"/>
                 <w:color w:val="000000" w:themeColor="text1"/>
                 <w:sz w:val="18"/>
                 <w:szCs w:val="18"/>
@@ -3234,17 +3551,15 @@
             <w:r>
               <w:rPr>
                 <w:rFonts w:eastAsiaTheme="minorEastAsia"/>
-                <w:bCs/>
-                <w:color w:val="000000" w:themeColor="text1"/>
-                <w:sz w:val="18"/>
-                <w:szCs w:val="18"/>
-              </w:rPr>
-              <w:t>20</w:t>
-            </w:r>
-            <w:r>
-              <w:rPr>
-                <w:rFonts w:eastAsiaTheme="minorEastAsia"/>
-                <w:bCs/>
+                <w:color w:val="000000" w:themeColor="text1"/>
+                <w:sz w:val="18"/>
+                <w:szCs w:val="18"/>
+              </w:rPr>
+              <w:t>21</w:t>
+            </w:r>
+            <w:r>
+              <w:rPr>
+                <w:rFonts w:eastAsiaTheme="minorEastAsia"/>
                 <w:color w:val="000000" w:themeColor="text1"/>
                 <w:sz w:val="18"/>
                 <w:szCs w:val="18"/>
@@ -3254,7 +3569,6 @@
             <w:r>
               <w:rPr>
                 <w:rFonts w:eastAsiaTheme="minorEastAsia"/>
-                <w:bCs/>
                 <w:color w:val="000000" w:themeColor="text1"/>
                 <w:sz w:val="18"/>
                 <w:szCs w:val="18"/>
@@ -3264,7 +3578,6 @@
             <w:r>
               <w:rPr>
                 <w:rFonts w:eastAsiaTheme="minorEastAsia"/>
-                <w:bCs/>
                 <w:color w:val="000000" w:themeColor="text1"/>
                 <w:sz w:val="18"/>
                 <w:szCs w:val="18"/>
@@ -3274,7 +3587,6 @@
             <w:r>
               <w:rPr>
                 <w:rFonts w:eastAsiaTheme="minorEastAsia"/>
-                <w:bCs/>
                 <w:color w:val="000000" w:themeColor="text1"/>
                 <w:sz w:val="18"/>
                 <w:szCs w:val="18"/>
@@ -3286,12 +3598,12 @@
         <w:tc>
           <w:tcPr>
             <w:tcW w:w="1095" w:type="dxa"/>
-            <w:vAlign w:val="center"/>
           </w:tcPr>
           <w:p>
             <w:pPr>
               <w:pStyle w:val="Default"/>
               <w:jc w:val="center"/>
+              <w:cnfStyle w:val="000000100000" w:firstRow="0" w:lastRow="0" w:firstColumn="0" w:lastColumn="0" w:oddVBand="0" w:evenVBand="0" w:oddHBand="1" w:evenHBand="0" w:firstRowFirstColumn="0" w:firstRowLastColumn="0" w:lastRowFirstColumn="0" w:lastRowLastColumn="0"/>
               <w:rPr>
                 <w:rFonts w:eastAsiaTheme="minorEastAsia"/>
                 <w:bCs/>
@@ -3345,436 +3657,13 @@
         <w:tc>
           <w:tcPr>
             <w:tcW w:w="5142" w:type="dxa"/>
-            <w:vAlign w:val="center"/>
-          </w:tcPr>
-          <w:p>
-            <w:pPr>
-              <w:pStyle w:val="Default"/>
-              <w:spacing w:line="240" w:lineRule="auto"/>
-              <w:contextualSpacing/>
-              <w:jc w:val="both"/>
-              <w:rPr>
-                <w:rFonts w:eastAsiaTheme="minorEastAsia"/>
-                <w:bCs/>
-                <w:color w:val="000000" w:themeColor="text1"/>
-                <w:sz w:val="18"/>
-                <w:szCs w:val="18"/>
-              </w:rPr>
-            </w:pPr>
-            <w:r>
-              <w:rPr>
-                <w:rFonts w:eastAsiaTheme="minorEastAsia"/>
-                <w:bCs/>
-                <w:color w:val="000000" w:themeColor="text1"/>
-                <w:sz w:val="18"/>
-                <w:szCs w:val="18"/>
-              </w:rPr>
-              <w:t>Módul</w:t>
-            </w:r>
-            <w:r>
-              <w:rPr>
-                <w:rFonts w:eastAsiaTheme="minorEastAsia"/>
-                <w:bCs/>
-                <w:color w:val="000000" w:themeColor="text1"/>
-                <w:sz w:val="18"/>
-                <w:szCs w:val="18"/>
-              </w:rPr>
-              <w:t>o</w:t>
-            </w:r>
-            <w:r>
-              <w:rPr>
-                <w:rFonts w:eastAsiaTheme="minorEastAsia"/>
-                <w:bCs/>
-                <w:color w:val="000000" w:themeColor="text1"/>
-                <w:sz w:val="18"/>
-                <w:szCs w:val="18"/>
-              </w:rPr>
-              <w:t xml:space="preserve"> 4 Conocimiento y Uso de API</w:t>
-            </w:r>
-          </w:p>
-          <w:p>
-            <w:pPr>
-              <w:pStyle w:val="Default"/>
-              <w:spacing w:line="240" w:lineRule="auto"/>
-              <w:contextualSpacing/>
-              <w:jc w:val="both"/>
-              <w:rPr>
-                <w:rFonts w:eastAsiaTheme="minorEastAsia"/>
-                <w:bCs/>
-                <w:color w:val="000000" w:themeColor="text1"/>
-                <w:sz w:val="18"/>
-                <w:szCs w:val="18"/>
-                <w:lang w:val="en-US"/>
-              </w:rPr>
-            </w:pPr>
-            <w:r>
-              <w:rPr>
-                <w:rFonts w:eastAsiaTheme="minorEastAsia"/>
-                <w:bCs/>
-                <w:color w:val="000000" w:themeColor="text1"/>
-                <w:sz w:val="18"/>
-                <w:szCs w:val="18"/>
-                <w:lang w:val="en-US"/>
-              </w:rPr>
-              <w:t>4.5.5 Lab - Explore REST APIs with API Simulator and Postman</w:t>
-            </w:r>
-          </w:p>
-        </w:tc>
-      </w:tr>
-      <w:tr>
-        <w:tc>
-          <w:tcPr>
-            <w:tcW w:w="1701" w:type="dxa"/>
-            <w:vMerge/>
-            <w:vAlign w:val="center"/>
-          </w:tcPr>
-          <w:p>
-            <w:pPr>
-              <w:pStyle w:val="Default"/>
-              <w:jc w:val="center"/>
-              <w:rPr>
-                <w:rFonts w:eastAsiaTheme="minorEastAsia"/>
-                <w:bCs/>
-                <w:color w:val="000000" w:themeColor="text1"/>
-                <w:sz w:val="18"/>
-                <w:szCs w:val="18"/>
-                <w:lang w:val="en-US"/>
-              </w:rPr>
-            </w:pPr>
-          </w:p>
-        </w:tc>
-        <w:tc>
-          <w:tcPr>
-            <w:tcW w:w="1095" w:type="dxa"/>
-            <w:vAlign w:val="center"/>
-          </w:tcPr>
-          <w:p>
-            <w:pPr>
-              <w:pStyle w:val="Default"/>
-              <w:jc w:val="center"/>
-              <w:rPr>
-                <w:rFonts w:eastAsiaTheme="minorEastAsia"/>
-                <w:bCs/>
-                <w:color w:val="000000" w:themeColor="text1"/>
-                <w:sz w:val="18"/>
-                <w:szCs w:val="18"/>
-              </w:rPr>
-            </w:pPr>
-            <w:r>
-              <w:rPr>
-                <w:rFonts w:eastAsiaTheme="minorEastAsia"/>
-                <w:bCs/>
-                <w:color w:val="000000" w:themeColor="text1"/>
-                <w:sz w:val="18"/>
-                <w:szCs w:val="18"/>
-              </w:rPr>
-              <w:t>2</w:t>
-            </w:r>
-            <w:r>
-              <w:rPr>
-                <w:rFonts w:eastAsiaTheme="minorEastAsia"/>
-                <w:bCs/>
-                <w:color w:val="000000" w:themeColor="text1"/>
-                <w:sz w:val="18"/>
-                <w:szCs w:val="18"/>
-              </w:rPr>
-              <w:t xml:space="preserve">:00 </w:t>
-            </w:r>
-            <w:r>
-              <w:rPr>
-                <w:rFonts w:eastAsiaTheme="minorEastAsia"/>
-                <w:bCs/>
-                <w:color w:val="000000" w:themeColor="text1"/>
-                <w:sz w:val="18"/>
-                <w:szCs w:val="18"/>
-              </w:rPr>
-              <w:t>P.M.</w:t>
-            </w:r>
-            <w:r>
-              <w:rPr>
-                <w:rFonts w:eastAsiaTheme="minorEastAsia"/>
-                <w:bCs/>
-                <w:color w:val="000000" w:themeColor="text1"/>
-                <w:sz w:val="18"/>
-                <w:szCs w:val="18"/>
-              </w:rPr>
-              <w:t xml:space="preserve"> a </w:t>
-            </w:r>
-            <w:r>
-              <w:rPr>
-                <w:rFonts w:eastAsiaTheme="minorEastAsia"/>
-                <w:bCs/>
-                <w:color w:val="000000" w:themeColor="text1"/>
-                <w:sz w:val="18"/>
-                <w:szCs w:val="18"/>
-              </w:rPr>
-              <w:t>5</w:t>
-            </w:r>
-            <w:r>
-              <w:rPr>
-                <w:rFonts w:eastAsiaTheme="minorEastAsia"/>
-                <w:bCs/>
-                <w:color w:val="000000" w:themeColor="text1"/>
-                <w:sz w:val="18"/>
-                <w:szCs w:val="18"/>
-              </w:rPr>
-              <w:t xml:space="preserve">:00 </w:t>
-            </w:r>
-            <w:r>
-              <w:rPr>
-                <w:rFonts w:eastAsiaTheme="minorEastAsia"/>
-                <w:bCs/>
-                <w:color w:val="000000" w:themeColor="text1"/>
-                <w:sz w:val="18"/>
-                <w:szCs w:val="18"/>
-              </w:rPr>
-              <w:t>P.M</w:t>
-            </w:r>
-          </w:p>
-        </w:tc>
-        <w:tc>
-          <w:tcPr>
-            <w:tcW w:w="5142" w:type="dxa"/>
-            <w:vAlign w:val="center"/>
-          </w:tcPr>
-          <w:p>
-            <w:pPr>
-              <w:pStyle w:val="Default"/>
-              <w:spacing w:line="240" w:lineRule="auto"/>
-              <w:jc w:val="both"/>
-              <w:rPr>
-                <w:rFonts w:eastAsiaTheme="minorEastAsia"/>
-                <w:bCs/>
-                <w:color w:val="000000" w:themeColor="text1"/>
-                <w:sz w:val="18"/>
-                <w:szCs w:val="18"/>
-                <w:lang w:val="en-US"/>
-              </w:rPr>
-            </w:pPr>
-            <w:r>
-              <w:rPr>
-                <w:rFonts w:eastAsiaTheme="minorEastAsia"/>
-                <w:bCs/>
-                <w:color w:val="000000" w:themeColor="text1"/>
-                <w:sz w:val="18"/>
-                <w:szCs w:val="18"/>
-                <w:lang w:val="en-US"/>
-              </w:rPr>
-              <w:t>4.9.2 Lab - Integrate a REST API in a Python Application</w:t>
-            </w:r>
-          </w:p>
-          <w:p>
-            <w:pPr>
-              <w:pStyle w:val="Default"/>
-              <w:spacing w:line="240" w:lineRule="auto"/>
-              <w:contextualSpacing/>
-              <w:jc w:val="both"/>
-              <w:rPr>
-                <w:rFonts w:eastAsiaTheme="minorEastAsia"/>
-                <w:bCs/>
-                <w:color w:val="000000" w:themeColor="text1"/>
-                <w:sz w:val="18"/>
-                <w:szCs w:val="18"/>
-                <w:lang w:val="en-US"/>
-              </w:rPr>
-            </w:pPr>
-            <w:r>
-              <w:rPr>
-                <w:rFonts w:eastAsiaTheme="minorEastAsia"/>
-                <w:bCs/>
-                <w:color w:val="000000" w:themeColor="text1"/>
-                <w:sz w:val="18"/>
-                <w:szCs w:val="18"/>
-                <w:lang w:val="en-US"/>
-              </w:rPr>
-              <w:t xml:space="preserve">Examen del </w:t>
-            </w:r>
-            <w:r>
-              <w:rPr>
-                <w:rFonts w:eastAsiaTheme="minorEastAsia"/>
-                <w:bCs/>
-                <w:color w:val="000000" w:themeColor="text1"/>
-                <w:sz w:val="18"/>
-                <w:szCs w:val="18"/>
-                <w:lang w:val="en-US"/>
-              </w:rPr>
-              <w:t>módulo 3</w:t>
-            </w:r>
-          </w:p>
-        </w:tc>
-      </w:tr>
-      <w:tr>
-        <w:tc>
-          <w:tcPr>
-            <w:tcW w:w="1701" w:type="dxa"/>
-            <w:vAlign w:val="center"/>
-          </w:tcPr>
-          <w:p>
-            <w:pPr>
-              <w:pStyle w:val="Default"/>
-              <w:jc w:val="center"/>
-              <w:rPr>
-                <w:rFonts w:eastAsiaTheme="minorEastAsia"/>
-                <w:bCs/>
-                <w:color w:val="000000" w:themeColor="text1"/>
-                <w:sz w:val="18"/>
-                <w:szCs w:val="18"/>
-              </w:rPr>
-            </w:pPr>
-            <w:r>
-              <w:rPr>
-                <w:rFonts w:eastAsiaTheme="minorEastAsia"/>
-                <w:bCs/>
-                <w:color w:val="000000" w:themeColor="text1"/>
-                <w:sz w:val="18"/>
-                <w:szCs w:val="18"/>
-              </w:rPr>
-              <w:t>Viernes</w:t>
-            </w:r>
-          </w:p>
-          <w:p>
-            <w:pPr>
-              <w:pStyle w:val="Default"/>
-              <w:jc w:val="center"/>
-              <w:rPr>
-                <w:rFonts w:eastAsiaTheme="minorEastAsia"/>
-                <w:bCs/>
-                <w:color w:val="000000" w:themeColor="text1"/>
-                <w:sz w:val="18"/>
-                <w:szCs w:val="18"/>
-              </w:rPr>
-            </w:pPr>
-            <w:r>
-              <w:rPr>
-                <w:rFonts w:eastAsiaTheme="minorEastAsia"/>
-                <w:bCs/>
-                <w:color w:val="000000" w:themeColor="text1"/>
-                <w:sz w:val="18"/>
-                <w:szCs w:val="18"/>
-              </w:rPr>
-              <w:t xml:space="preserve"> </w:t>
-            </w:r>
-            <w:r>
-              <w:rPr>
-                <w:rFonts w:eastAsiaTheme="minorEastAsia"/>
-                <w:bCs/>
-                <w:color w:val="000000" w:themeColor="text1"/>
-                <w:sz w:val="18"/>
-                <w:szCs w:val="18"/>
-              </w:rPr>
-              <w:t>21</w:t>
-            </w:r>
-            <w:r>
-              <w:rPr>
-                <w:rFonts w:eastAsiaTheme="minorEastAsia"/>
-                <w:bCs/>
-                <w:color w:val="000000" w:themeColor="text1"/>
-                <w:sz w:val="18"/>
-                <w:szCs w:val="18"/>
-              </w:rPr>
-              <w:t>/</w:t>
-            </w:r>
-            <w:r>
-              <w:rPr>
-                <w:rFonts w:eastAsiaTheme="minorEastAsia"/>
-                <w:bCs/>
-                <w:color w:val="000000" w:themeColor="text1"/>
-                <w:sz w:val="18"/>
-                <w:szCs w:val="18"/>
-              </w:rPr>
-              <w:t>11</w:t>
-            </w:r>
-            <w:r>
-              <w:rPr>
-                <w:rFonts w:eastAsiaTheme="minorEastAsia"/>
-                <w:bCs/>
-                <w:color w:val="000000" w:themeColor="text1"/>
-                <w:sz w:val="18"/>
-                <w:szCs w:val="18"/>
-              </w:rPr>
-              <w:t>/202</w:t>
-            </w:r>
-            <w:r>
-              <w:rPr>
-                <w:rFonts w:eastAsiaTheme="minorEastAsia"/>
-                <w:bCs/>
-                <w:color w:val="000000" w:themeColor="text1"/>
-                <w:sz w:val="18"/>
-                <w:szCs w:val="18"/>
-              </w:rPr>
-              <w:t>5</w:t>
-            </w:r>
-          </w:p>
-        </w:tc>
-        <w:tc>
-          <w:tcPr>
-            <w:tcW w:w="1095" w:type="dxa"/>
-            <w:vAlign w:val="center"/>
-          </w:tcPr>
-          <w:p>
-            <w:pPr>
-              <w:pStyle w:val="Default"/>
-              <w:jc w:val="center"/>
-              <w:rPr>
-                <w:rFonts w:eastAsiaTheme="minorEastAsia"/>
-                <w:bCs/>
-                <w:color w:val="000000" w:themeColor="text1"/>
-                <w:sz w:val="18"/>
-                <w:szCs w:val="18"/>
-              </w:rPr>
-            </w:pPr>
-            <w:r>
-              <w:rPr>
-                <w:rFonts w:eastAsiaTheme="minorEastAsia"/>
-                <w:bCs/>
-                <w:color w:val="000000" w:themeColor="text1"/>
-                <w:sz w:val="18"/>
-                <w:szCs w:val="18"/>
-              </w:rPr>
-              <w:t xml:space="preserve">8:00 </w:t>
-            </w:r>
-            <w:r>
-              <w:rPr>
-                <w:rFonts w:eastAsiaTheme="minorEastAsia"/>
-                <w:bCs/>
-                <w:color w:val="000000" w:themeColor="text1"/>
-                <w:sz w:val="18"/>
-                <w:szCs w:val="18"/>
-              </w:rPr>
-              <w:t>A.M.</w:t>
-            </w:r>
-            <w:r>
-              <w:rPr>
-                <w:rFonts w:eastAsiaTheme="minorEastAsia"/>
-                <w:bCs/>
-                <w:color w:val="000000" w:themeColor="text1"/>
-                <w:sz w:val="18"/>
-                <w:szCs w:val="18"/>
-              </w:rPr>
-              <w:t xml:space="preserve"> a 1:00 </w:t>
-            </w:r>
-            <w:r>
-              <w:rPr>
-                <w:rFonts w:eastAsiaTheme="minorEastAsia"/>
-                <w:bCs/>
-                <w:color w:val="000000" w:themeColor="text1"/>
-                <w:sz w:val="18"/>
-                <w:szCs w:val="18"/>
-              </w:rPr>
-              <w:t>P.M.</w:t>
-            </w:r>
-          </w:p>
-        </w:tc>
-        <w:tc>
-          <w:tcPr>
-            <w:tcW w:w="5142" w:type="dxa"/>
-            <w:vAlign w:val="center"/>
           </w:tcPr>
           <w:p>
             <w:pPr>
               <w:pStyle w:val="Default"/>
               <w:contextualSpacing/>
               <w:jc w:val="both"/>
+              <w:cnfStyle w:val="000000100000" w:firstRow="0" w:lastRow="0" w:firstColumn="0" w:lastColumn="0" w:oddVBand="0" w:evenVBand="0" w:oddHBand="1" w:evenHBand="0" w:firstRowFirstColumn="0" w:firstRowLastColumn="0" w:lastRowFirstColumn="0" w:lastRowLastColumn="0"/>
               <w:rPr>
                 <w:rFonts w:eastAsiaTheme="minorEastAsia"/>
                 <w:bCs/>
@@ -3832,6 +3721,7 @@
               <w:pStyle w:val="Default"/>
               <w:contextualSpacing/>
               <w:jc w:val="both"/>
+              <w:cnfStyle w:val="000000100000" w:firstRow="0" w:lastRow="0" w:firstColumn="0" w:lastColumn="0" w:oddVBand="0" w:evenVBand="0" w:oddHBand="1" w:evenHBand="0" w:firstRowFirstColumn="0" w:firstRowLastColumn="0" w:lastRowFirstColumn="0" w:lastRowLastColumn="0"/>
               <w:rPr>
                 <w:rFonts w:eastAsiaTheme="minorEastAsia"/>
                 <w:bCs/>
@@ -13328,6 +13218,7 @@
   <w:style w:type="character" w:default="1" w:styleId="Fuentedeprrafopredeter">
     <w:name w:val="Default Paragraph Font"/>
     <w:uiPriority w:val="1"/>
+    <w:semiHidden/>
     <w:unhideWhenUsed/>
   </w:style>
   <w:style w:type="table" w:default="1" w:styleId="Tablanormal">
@@ -14255,6 +14146,79 @@
       <w:lang w:eastAsia="en-US"/>
     </w:rPr>
   </w:style>
+  <w:style w:type="table" w:styleId="Tablaconcuadrcula4-nfasis2">
+    <w:name w:val="Grid Table 4 Accent 2"/>
+    <w:basedOn w:val="Tablanormal"/>
+    <w:uiPriority w:val="49"/>
+    <w:rsid w:val="00034979"/>
+    <w:tblPr>
+      <w:tblStyleRowBandSize w:val="1"/>
+      <w:tblStyleColBandSize w:val="1"/>
+      <w:tblBorders>
+        <w:top w:val="single" w:sz="4" w:space="0" w:color="D99594" w:themeColor="accent2" w:themeTint="99"/>
+        <w:left w:val="single" w:sz="4" w:space="0" w:color="D99594" w:themeColor="accent2" w:themeTint="99"/>
+        <w:bottom w:val="single" w:sz="4" w:space="0" w:color="D99594" w:themeColor="accent2" w:themeTint="99"/>
+        <w:right w:val="single" w:sz="4" w:space="0" w:color="D99594" w:themeColor="accent2" w:themeTint="99"/>
+        <w:insideH w:val="single" w:sz="4" w:space="0" w:color="D99594" w:themeColor="accent2" w:themeTint="99"/>
+        <w:insideV w:val="single" w:sz="4" w:space="0" w:color="D99594" w:themeColor="accent2" w:themeTint="99"/>
+      </w:tblBorders>
+    </w:tblPr>
+    <w:tblStylePr w:type="firstRow">
+      <w:rPr>
+        <w:b/>
+        <w:bCs/>
+        <w:color w:val="FFFFFF" w:themeColor="background1"/>
+      </w:rPr>
+      <w:tblPr/>
+      <w:tcPr>
+        <w:tcBorders>
+          <w:top w:val="single" w:sz="4" w:space="0" w:color="C0504D" w:themeColor="accent2"/>
+          <w:left w:val="single" w:sz="4" w:space="0" w:color="C0504D" w:themeColor="accent2"/>
+          <w:bottom w:val="single" w:sz="4" w:space="0" w:color="C0504D" w:themeColor="accent2"/>
+          <w:right w:val="single" w:sz="4" w:space="0" w:color="C0504D" w:themeColor="accent2"/>
+          <w:insideH w:val="nil"/>
+          <w:insideV w:val="nil"/>
+        </w:tcBorders>
+        <w:shd w:val="clear" w:color="auto" w:fill="C0504D" w:themeFill="accent2"/>
+      </w:tcPr>
+    </w:tblStylePr>
+    <w:tblStylePr w:type="lastRow">
+      <w:rPr>
+        <w:b/>
+        <w:bCs/>
+      </w:rPr>
+      <w:tblPr/>
+      <w:tcPr>
+        <w:tcBorders>
+          <w:top w:val="double" w:sz="4" w:space="0" w:color="C0504D" w:themeColor="accent2"/>
+        </w:tcBorders>
+      </w:tcPr>
+    </w:tblStylePr>
+    <w:tblStylePr w:type="firstCol">
+      <w:rPr>
+        <w:b/>
+        <w:bCs/>
+      </w:rPr>
+    </w:tblStylePr>
+    <w:tblStylePr w:type="lastCol">
+      <w:rPr>
+        <w:b/>
+        <w:bCs/>
+      </w:rPr>
+    </w:tblStylePr>
+    <w:tblStylePr w:type="band1Vert">
+      <w:tblPr/>
+      <w:tcPr>
+        <w:shd w:val="clear" w:color="auto" w:fill="F2DBDB" w:themeFill="accent2" w:themeFillTint="33"/>
+      </w:tcPr>
+    </w:tblStylePr>
+    <w:tblStylePr w:type="band1Horz">
+      <w:tblPr/>
+      <w:tcPr>
+        <w:shd w:val="clear" w:color="auto" w:fill="F2DBDB" w:themeFill="accent2" w:themeFillTint="33"/>
+      </w:tcPr>
+    </w:tblStylePr>
+  </w:style>
 </w:styles>
 </file>
 
